--- a/experiments/yaw/云台系统辨识与控制优化总报告_2026-10-02.docx
+++ b/experiments/yaw/云台系统辨识与控制优化总报告_2026-10-02.docx
@@ -28,25 +28,12 @@
     </w:p>
     <w:p>
       <w:r>
-        <w:rPr>
-          <w:rFonts w:ascii="Noto Sans CJK SC" w:hAnsi="Noto Sans CJK SC" w:eastAsia="Noto Sans CJK SC"/>
-        </w:rPr>
-        <w:t>本报告面向 2027 赛季算法组控制方向“云台系统辨识与控制优化”考核，汇总 C 车 yaw 轴的测试过程、至少二阶的模型、控制器调优以及原控制器与最终控制器的直接对比。正文保留能支撑结论的关键参数、数据和图；原始 CSV、复算脚本与完整统计文件列于文末。</w:t>
+        <w:t>本报告面向 2027 赛季算法组控制方向“云台系统辨识与控制优化”考核，汇总 C 车 yaw 轴的辨识、控制器调优和直接对比。辨识、选参、前馈分离和扫频数据保留其采集时的配置；“当前最终控制器”的效果只依据速度环 Ki=0.05 部署后完成的同轨迹直接 A/B 与独立 Ki 配对试验。原始 CSV、复算脚本和统计文件列于文末。</w:t>
       </w:r>
     </w:p>
     <w:p>
       <w:r>
-        <w:rPr>
-          <w:rFonts w:ascii="Noto Sans CJK SC" w:hAnsi="Noto Sans CJK SC" w:eastAsia="Noto Sans CJK SC"/>
-          <w:b/>
-        </w:rPr>
-        <w:t>主要结论：</w:t>
-      </w:r>
-      <w:r>
-        <w:rPr>
-          <w:rFonts w:ascii="Noto Sans CJK SC" w:hAnsi="Noto Sans CJK SC" w:eastAsia="Noto Sans CJK SC"/>
-        </w:rPr>
-        <w:t>直接力矩试验得到 yaw 本体模型 J=0.14261 kg·m²、B=1.37855 N·m·s/rad、延迟约 3 ms。在相同的 0.5 s 平滑轨迹上，最终控制器的转动阶段角误差 RMS 为 0.088°，原控制器为 2.560°；三对 A/B 均明显改善。最终方案的反馈力矩 P99 增加约 16.7%。</w:t>
+        <w:t>主要结论：直接力矩试验得到 yaw 本体模型 J=0.14261 kg·m²、B=1.37855 N·m·s/rad、延迟约 3 ms。按当前最终参数重做同轨迹直接 A/B 后，转动角误差 RMS 从原控制器的 2.562° 降至 0.082°，降低 96.8%。扩大扫频发现原模型在高频小幅运动中较准、低频明显失配；独立的 Ki 配对试验表明，将 C 车速度环 Ki 从 0.02 调至 0.05 后，低速转动 RMS 从 0.173° 降至 0.131°（降低 24.4%）。当前配置已恢复并保持在车上。</w:t>
       </w:r>
     </w:p>
     <w:p>
@@ -578,10 +565,7 @@
     </w:p>
     <w:p>
       <w:r>
-        <w:rPr>
-          <w:rFonts w:ascii="Noto Sans CJK SC" w:hAnsi="Noto Sans CJK SC" w:eastAsia="Noto Sans CJK SC"/>
-        </w:rPr>
-        <w:t>范围说明：结论针对当前 yaw 位置、负载和 ±0.10 rad 测试轨迹。前馈目前只在手动触发的 yaw sweep 中生效，不能把本报告的收益直接解释为日常遥控性能。</w:t>
+        <w:t>范围说明：第 2–7 节及第 9 节记录历史阶段试验，相关曲线和数字不能视为 Ki=0.05 下重测；第 8 节为当前 Ki=0.05 最终控制器与原控制器的 ±0.10 rad 平滑轨迹直接 A/B，第 10 节为只改变 Ki 的低速配对 A/B。模型拟合优度不能直接代表控制器跟踪精度。模型前馈目前只在手动 yaw sweep 中生效；Ki=0.05 已在 C 车普通控制配置中启用，日常遥控与自瞄仍需单独验证。</w:t>
       </w:r>
     </w:p>
     <w:p>
@@ -1179,7 +1163,7 @@
                 <w:b w:val="0"/>
                 <w:sz w:val="16"/>
               </w:rPr>
-              <w:t>原 PID 无前馈 ↔ 最终 PID 加前馈</w:t>
+              <w:t>原 Kp 10/13、Ki 0.02、无前馈 ↔ 当前 Kp 12/11、Ki 0.05、加前馈</w:t>
             </w:r>
           </w:p>
         </w:tc>
@@ -1248,10 +1232,7 @@
     </w:p>
     <w:p>
       <w:r>
-        <w:rPr>
-          <w:rFonts w:ascii="Noto Sans CJK SC" w:hAnsi="Noto Sans CJK SC" w:eastAsia="Noto Sans CJK SC"/>
-        </w:rPr>
-        <w:t>目标函数和参数在最终 A/B 的六轮中完全相同。记录到的参考曲线经统一时间轴插值后最大差 0.00229 rad，来自各次触发与采样时钟的相位差。</w:t>
+        <w:t>目标函数和参数在新一轮最终 A/B 的六轮中完全相同。记录到的参考曲线经统一时间轴插值后最大差 0.00300 rad，主要来自触发与采样时钟的相位差。</w:t>
       </w:r>
     </w:p>
     <w:p>
@@ -2468,15 +2449,12 @@
         <w:pStyle w:val="Heading1"/>
       </w:pPr>
       <w:r>
-        <w:t>4 控制器改变后的模型复核</w:t>
+        <w:t>4 历史控制器调整后的本体模型复核</w:t>
       </w:r>
     </w:p>
     <w:p>
       <w:r>
-        <w:rPr>
-          <w:rFonts w:ascii="Noto Sans CJK SC" w:hAnsi="Noto Sans CJK SC" w:eastAsia="Noto Sans CJK SC"/>
-        </w:rPr>
-        <w:t>最终 PID 与前馈启用后，再做三轮直接力矩试验。辨识服务在试验期间覆盖发送给 yaw 电机的控制器输出，因此比较的仍是本体输入力矩与输出角度，而不是闭环目标跟随。三轮都在预设的 0.12 rad 转角保护处提前结束；为了公平，新旧数据统一只取完整的第 1–2 个四相周期。</w:t>
+        <w:t>在选定角度/速度环 Kp=12/11 并加入前馈之后、Ki 提高到 0.05 之前，做了三轮直接力矩试验。辨识服务在试验期间覆盖发送给 yaw 电机的控制器输出，因此比较的仍是本体输入力矩与输出角度，而不是闭环目标跟随。三轮都在预设的 0.12 rad 转角保护处提前结束；为了公平，新旧数据统一只取完整的第 1–2 个四相周期。此项验证不能替代当前 Ki=0.05 工作点的再次辨识。</w:t>
       </w:r>
     </w:p>
     <w:tbl>
@@ -3100,15 +3078,12 @@
         <w:pStyle w:val="Heading1"/>
       </w:pPr>
       <w:r>
-        <w:t>5 PID 基准与参数选择</w:t>
+        <w:t>5 历史 PID 选参与当前参数复核</w:t>
       </w:r>
     </w:p>
     <w:p>
       <w:r>
-        <w:rPr>
-          <w:rFonts w:ascii="Noto Sans CJK SC" w:hAnsi="Noto Sans CJK SC" w:eastAsia="Noto Sans CJK SC"/>
-        </w:rPr>
-        <w:t>第一阶段使用 ±0.10 rad 阶跃目标，不加额外前馈或最终力矩限幅。角度环和速度环的 Kp 为变量，速度环 Ki 保持 0.02。该阶段用于选参数；它与后续平滑轨迹测试的响应和力矩数值不能直接混用。</w:t>
+        <w:t>下表是历史阶跃选参记录：目标为 ±0.10 rad，速度环 Ki=0.02，未启用额外前馈或最终力矩限幅。它说明为何选择角度/速度 Kp=12/11，但不是 Ki=0.05 的阶跃复测。图 4 改用已完成的当前 Ki=0.05 平滑轨迹 A/B 原始数据，展示当前参数下的目标跟踪及坐标系差异。</w:t>
       </w:r>
     </w:p>
     <w:tbl>
@@ -3148,17 +3123,8 @@
             <w:shd w:fill="DCE9F2"/>
           </w:tcPr>
           <w:p>
-            <w:pPr>
-              <w:spacing w:after="0" w:line="278" w:lineRule="auto"/>
-              <w:jc w:val="left"/>
-            </w:pPr>
             <w:r>
-              <w:rPr>
-                <w:rFonts w:ascii="Noto Sans CJK SC" w:hAnsi="Noto Sans CJK SC" w:eastAsia="Noto Sans CJK SC"/>
-                <w:b/>
-                <w:sz w:val="16"/>
-              </w:rPr>
-              <w:t>角度/速度 Kp</w:t>
+              <w:t>历史 Kp（Ki=0.02）</w:t>
             </w:r>
           </w:p>
         </w:tc>
@@ -4318,10 +4284,7 @@
     </w:p>
     <w:p>
       <w:r>
-        <w:rPr>
-          <w:rFonts w:ascii="Noto Sans CJK SC" w:hAnsi="Noto Sans CJK SC" w:eastAsia="Noto Sans CJK SC"/>
-        </w:rPr>
-        <w:t>12/11 相对原 10/13 在两次重复中使 90% 到位时间缩短约 17%，IAE 降低约 10%；反馈力矩 P99 增加约 4%。阶跃会使控制器请求力矩峰值超过 20 N·m，因此下一阶段改用 0.5 s 平滑轨迹，并在反馈与前馈相加后增加 4.0 N·m 命令限幅。</w:t>
+        <w:t>在历史阶跃筛选中，12/11 相对原 10/13 的两次重复使 90% 到位时间缩短约 17%，IAE 降低约 10%，反馈力矩 P99 增加约 4%。阶跃会使控制器请求力矩峰值超过 20 N·m，因此后续改用 0.5 s 平滑轨迹，并在反馈与前馈相加后增加 4.0 N·m 命令限幅。这些历史阶跃指标不能当作当前 Ki=0.05 的实测指标。</w:t>
       </w:r>
     </w:p>
     <w:p>
@@ -4333,8 +4296,8 @@
       <w:r>
         <w:drawing>
           <wp:inline xmlns:a="http://schemas.openxmlformats.org/drawingml/2006/main" xmlns:pic="http://schemas.openxmlformats.org/drawingml/2006/picture">
-            <wp:extent cx="5796000" cy="4215273"/>
-            <wp:docPr id="4" name="Picture 4"/>
+            <wp:extent cx="5779008" cy="4271441"/>
+            <wp:docPr id="11" name="Picture 11"/>
             <wp:cNvGraphicFramePr>
               <a:graphicFrameLocks noChangeAspect="1"/>
             </wp:cNvGraphicFramePr>
@@ -4342,11 +4305,11 @@
               <a:graphicData uri="http://schemas.openxmlformats.org/drawingml/2006/picture">
                 <pic:pic>
                   <pic:nvPicPr>
-                    <pic:cNvPr id="0" name="pid_selected_vs_baseline.png"/>
+                    <pic:cNvPr id="0" name="current_ki005_pid_diagnostic.png"/>
                     <pic:cNvPicPr/>
                   </pic:nvPicPr>
                   <pic:blipFill>
-                    <a:blip r:embed="rId12"/>
+                    <a:blip r:embed="rId20"/>
                     <a:stretch>
                       <a:fillRect/>
                     </a:stretch>
@@ -4354,7 +4317,7 @@
                   <pic:spPr>
                     <a:xfrm>
                       <a:off x="0" y="0"/>
-                      <a:ext cx="5796000" cy="4215273"/>
+                      <a:ext cx="5779008" cy="4271441"/>
                     </a:xfrm>
                     <a:prstGeom prst="rect"/>
                   </pic:spPr>
@@ -4371,11 +4334,12 @@
         <w:jc w:val="center"/>
       </w:pPr>
       <w:r>
-        <w:rPr>
-          <w:rFonts w:ascii="Noto Sans CJK SC" w:hAnsi="Noto Sans CJK SC" w:eastAsia="Noto Sans CJK SC"/>
-          <w:sz w:val="16"/>
-        </w:rPr>
-        <w:t>图 4  原 PID 与选用 PID 的阶跃响应对比</w:t>
+        <w:t>图 4  当前 Ki=0.05 与原控制器的同轨迹 A/B 第一对。上图的 yaw 由目标减去记录的控制角误差重构，并非独立传感器测量；下图由目标、相对底盘的编码器角度和控制角误差推得坐标系差量。</w:t>
+      </w:r>
+    </w:p>
+    <w:p>
+      <w:r>
+        <w:t>当前配置三轮的最后保持窗口（14.65–14.90 s）中，若把 Odom 坐标系目标直接与相对底盘的编码器角度相减，会看到 0.972–1.043° 的表观差值；同一窗口记录的控制角误差中位数只有 0.043–0.070°。两者的差主要来自参考坐标系不一致及底盘/零点变化，不能直接作为 PID 稳态误差。重构量只用于解释该差值，当前跟踪性能以控制角误差和第 8 节三对 A/B 为准。</w:t>
       </w:r>
     </w:p>
     <w:p>
@@ -4393,10 +4357,7 @@
     </w:p>
     <w:p>
       <w:r>
-        <w:rPr>
-          <w:rFonts w:ascii="Noto Sans CJK SC" w:hAnsi="Noto Sans CJK SC" w:eastAsia="Noto Sans CJK SC"/>
-        </w:rPr>
-        <w:t>保留 PID 12/11，分别测试无前馈、仅加入目标角速度、再加入模型力矩。目标角速度参考为 ωd；模型力矩项为 τff = Bωd + Jαd。每组各运行一轮约 15 s，在相同轨迹上统计 7 次完整换向。</w:t>
+        <w:t>历史前馈分离试验保留 PID 12/11、速度环 Ki=0.02，分别测试无前馈、仅加入目标角速度、再加入模型力矩。目标角速度参考为 ωd；模型力矩项为 τff = Bωd + Jαd。每组各运行一轮约 15 s，在相同轨迹上统计 7 次完整换向。本节数字不是 Ki=0.05 的复测结果。</w:t>
       </w:r>
     </w:p>
     <w:tbl>
@@ -5156,10 +5117,7 @@
     </w:p>
     <w:p>
       <w:r>
-        <w:rPr>
-          <w:rFonts w:ascii="Noto Sans CJK SC" w:hAnsi="Noto Sans CJK SC" w:eastAsia="Noto Sans CJK SC"/>
-        </w:rPr>
-        <w:t>为检查单次前馈结果的重复性，又对三组候选 B、J 各做“当前→候选”三对交错测试，共 18 轮、54,005 行遥测。9 次当前参数重复的转动 RMS 为 0.0842 ± 0.0107°；IAE 为 (0.545 ± 0.052)×10⁻³ rad·s/次。</w:t>
+        <w:t>在 Ki=0.02 的历史配置下，为检查单次前馈结果的重复性，对三组候选 B、J 各做“当前→候选”三对交错测试，共 18 轮、54,005 行遥测。9 次当时参数重复的转动 RMS 为 0.0842 ± 0.0107°；IAE 为 (0.545 ± 0.052)×10⁻³ rad·s/次。这里的“当前”仅指当时的对照参数，不能当作现用 Ki=0.05 的重复数据。</w:t>
       </w:r>
     </w:p>
     <w:tbl>
@@ -5783,15 +5741,12 @@
         <w:pStyle w:val="Heading1"/>
       </w:pPr>
       <w:r>
-        <w:t>8 原控制器与最终控制器直接 A/B</w:t>
+        <w:t>8 原控制器与当前最终控制器直接 A/B</w:t>
       </w:r>
     </w:p>
     <w:p>
       <w:r>
-        <w:rPr>
-          <w:rFonts w:ascii="Noto Sans CJK SC" w:hAnsi="Noto Sans CJK SC" w:eastAsia="Noto Sans CJK SC"/>
-        </w:rPr>
-        <w:t>最后用完全相同的五次多项式平滑轨迹，交错运行“原→最终”三对。原控制器取角度 Kp=10、速度 Kp=13、yaw sweep 前馈比例 0；最终控制器取 Kp=12/11、前馈比例 1，并使用上文保留的 B、J。其余轨迹、程序、安全边界和采集信号相同。六轮共 18,002 行有效数据、42 个完整换向。</w:t>
+        <w:t>在 Ki=0.05 部署后，用相同的五次多项式平滑轨迹交错运行“原→当前最终”三对。原控制器为角度 Kp=10、速度 Kp=13、速度 Ki=0.02、yaw sweep 前馈比例 0；当前最终控制器为角度/速度 Kp=12/11、速度 Ki=0.05、前馈比例 1，并使用固定的 B=1.37855、J=0.14261。六轮共 18,003 行有效数据、42 个完整换向。所有运行完成，电机速度和命令力矩均在实验边界内；结束后车上已恢复当前最终配置。</w:t>
       </w:r>
     </w:p>
     <w:tbl>
@@ -5905,7 +5860,7 @@
                 <w:b/>
                 <w:sz w:val="16"/>
               </w:rPr>
-              <w:t>最终控制器</w:t>
+              <w:t>当前最终控制器</w:t>
             </w:r>
           </w:p>
         </w:tc>
@@ -6004,7 +5959,7 @@
                 <w:b w:val="0"/>
                 <w:sz w:val="16"/>
               </w:rPr>
-              <w:t>2.560°</w:t>
+              <w:t>2.562°</w:t>
             </w:r>
           </w:p>
         </w:tc>
@@ -6036,7 +5991,7 @@
                 <w:b w:val="0"/>
                 <w:sz w:val="16"/>
               </w:rPr>
-              <w:t>0.088°</w:t>
+              <w:t>0.082°</w:t>
             </w:r>
           </w:p>
         </w:tc>
@@ -6068,7 +6023,7 @@
                 <w:b w:val="0"/>
                 <w:sz w:val="16"/>
               </w:rPr>
-              <w:t>降低 96.5%</w:t>
+              <w:t>降低 96.8%</w:t>
             </w:r>
           </w:p>
         </w:tc>
@@ -6136,7 +6091,7 @@
                 <w:b w:val="0"/>
                 <w:sz w:val="16"/>
               </w:rPr>
-              <w:t>0.01907 rad·s</w:t>
+              <w:t>0.01906 rad·s</w:t>
             </w:r>
           </w:p>
         </w:tc>
@@ -6169,7 +6124,7 @@
                 <w:b w:val="0"/>
                 <w:sz w:val="16"/>
               </w:rPr>
-              <w:t>0.000622 rad·s</w:t>
+              <w:t>0.000582 rad·s</w:t>
             </w:r>
           </w:p>
         </w:tc>
@@ -6202,7 +6157,7 @@
                 <w:b w:val="0"/>
                 <w:sz w:val="16"/>
               </w:rPr>
-              <w:t>降低 96.7%</w:t>
+              <w:t>降低 96.9%</w:t>
             </w:r>
           </w:p>
         </w:tc>
@@ -6236,7 +6191,7 @@
                 <w:b w:val="0"/>
                 <w:sz w:val="16"/>
               </w:rPr>
-              <w:t>保持末端误差</w:t>
+              <w:t>保持末端绝对误差中位数</w:t>
             </w:r>
           </w:p>
         </w:tc>
@@ -6268,7 +6223,7 @@
                 <w:b w:val="0"/>
                 <w:sz w:val="16"/>
               </w:rPr>
-              <w:t>0.228°</w:t>
+              <w:t>0.191°</w:t>
             </w:r>
           </w:p>
         </w:tc>
@@ -6300,7 +6255,7 @@
                 <w:b w:val="0"/>
                 <w:sz w:val="16"/>
               </w:rPr>
-              <w:t>0.203°</w:t>
+              <w:t>0.118°</w:t>
             </w:r>
           </w:p>
         </w:tc>
@@ -6332,7 +6287,7 @@
                 <w:b w:val="0"/>
                 <w:sz w:val="16"/>
               </w:rPr>
-              <w:t>差异小</w:t>
+              <w:t>降低 38.5%</w:t>
             </w:r>
           </w:p>
         </w:tc>
@@ -6400,7 +6355,7 @@
                 <w:b w:val="0"/>
                 <w:sz w:val="16"/>
               </w:rPr>
-              <w:t>0.657 rad/s</w:t>
+              <w:t>0.660 rad/s</w:t>
             </w:r>
           </w:p>
         </w:tc>
@@ -6466,7 +6421,7 @@
                 <w:b w:val="0"/>
                 <w:sz w:val="16"/>
               </w:rPr>
-              <w:t>增加 21.2%</w:t>
+              <w:t>增加 20.6%</w:t>
             </w:r>
           </w:p>
         </w:tc>
@@ -6532,7 +6487,7 @@
                 <w:b w:val="0"/>
                 <w:sz w:val="16"/>
               </w:rPr>
-              <w:t>1.214 N·m</w:t>
+              <w:t>1.192 N·m</w:t>
             </w:r>
           </w:p>
         </w:tc>
@@ -6564,7 +6519,7 @@
                 <w:b w:val="0"/>
                 <w:sz w:val="16"/>
               </w:rPr>
-              <w:t>1.417 N·m</w:t>
+              <w:t>1.414 N·m</w:t>
             </w:r>
           </w:p>
         </w:tc>
@@ -6596,7 +6551,7 @@
                 <w:b w:val="0"/>
                 <w:sz w:val="16"/>
               </w:rPr>
-              <w:t>增加 16.7%</w:t>
+              <w:t>增加 18.6%</w:t>
             </w:r>
           </w:p>
         </w:tc>
@@ -6664,7 +6619,7 @@
                 <w:b w:val="0"/>
                 <w:sz w:val="16"/>
               </w:rPr>
-              <w:t>1.653 N·m</w:t>
+              <w:t>1.520 N·m</w:t>
             </w:r>
           </w:p>
         </w:tc>
@@ -6697,7 +6652,7 @@
                 <w:b w:val="0"/>
                 <w:sz w:val="16"/>
               </w:rPr>
-              <w:t>1.775 N·m</w:t>
+              <w:t>1.811 N·m</w:t>
             </w:r>
           </w:p>
         </w:tc>
@@ -6743,10 +6698,7 @@
     </w:p>
     <w:p>
       <w:r>
-        <w:rPr>
-          <w:rFonts w:ascii="Noto Sans CJK SC" w:hAnsi="Noto Sans CJK SC" w:eastAsia="Noto Sans CJK SC"/>
-        </w:rPr>
-        <w:t>三对转动 RMS 的改善分别为 2.465°、2.479°、2.472°，方向一致。由于 PID 和前馈同时改变，A/B 只能证明整体方案的效果；前文的分阶段测试用于解释各项改动的贡献。</w:t>
+        <w:t>三对转动 RMS 的改善分别为 2.482°、2.484°、2.476°，方向一致。目标轨迹最大对齐差为 0.00300 rad。由于 Kp、Ki 与前馈同时改变，本节只能证明当前完整控制方案相对原控制器的综合效果；第 10 节用仅改变 Ki 的配对试验估计该项调整的增量影响。</w:t>
       </w:r>
     </w:p>
     <w:p>
@@ -6758,8 +6710,8 @@
       <w:r>
         <w:drawing>
           <wp:inline xmlns:a="http://schemas.openxmlformats.org/drawingml/2006/main" xmlns:pic="http://schemas.openxmlformats.org/drawingml/2006/picture">
-            <wp:extent cx="4860000" cy="3976364"/>
-            <wp:docPr id="7" name="Picture 7"/>
+            <wp:extent cx="4389120" cy="3591098"/>
+            <wp:docPr id="10" name="Picture 10"/>
             <wp:cNvGraphicFramePr>
               <a:graphicFrameLocks noChangeAspect="1"/>
             </wp:cNvGraphicFramePr>
@@ -6771,7 +6723,7 @@
                     <pic:cNvPicPr/>
                   </pic:nvPicPr>
                   <pic:blipFill>
-                    <a:blip r:embed="rId15"/>
+                    <a:blip r:embed="rId19"/>
                     <a:stretch>
                       <a:fillRect/>
                     </a:stretch>
@@ -6779,7 +6731,7 @@
                   <pic:spPr>
                     <a:xfrm>
                       <a:off x="0" y="0"/>
-                      <a:ext cx="4860000" cy="3976364"/>
+                      <a:ext cx="4389120" cy="3591098"/>
                     </a:xfrm>
                     <a:prstGeom prst="rect"/>
                   </pic:spPr>
@@ -6796,16 +6748,1801 @@
         <w:jc w:val="center"/>
       </w:pPr>
       <w:r>
-        <w:rPr>
-          <w:rFonts w:ascii="Noto Sans CJK SC" w:hAnsi="Noto Sans CJK SC" w:eastAsia="Noto Sans CJK SC"/>
-          <w:sz w:val="16"/>
-        </w:rPr>
-        <w:t>图 7  第一对 A/B 的相同目标轨迹、控制误差与反馈力矩</w:t>
+        <w:t>图 7  当前最终控制器直接 A/B 第一对的相同目标轨迹、角误差与反馈力矩</w:t>
       </w:r>
     </w:p>
     <w:p>
+      <w:pPr>
+        <w:pStyle w:val="Heading1"/>
+        <w:keepNext/>
+      </w:pPr>
       <w:r>
-        <w:br w:type="page"/>
+        <w:t>9 大幅度与频率范围验证</w:t>
+      </w:r>
+    </w:p>
+    <w:p>
+      <w:pPr/>
+      <w:r>
+        <w:t>在 Ki=0.05 调整前，为检验原二阶本体模型能否外推，做了 13 轮 8 s 线性扫频，共 99,358 行 CSV。命令由模型前馈加弱位置/速度校正产生，验证输入取实测电机力矩；原 J=0.14261 kg·m²、B=1.37855 N·m·s/rad 和 3 ms 延迟固定不变。每轮只用最初 1 s 估计常值扰动，其余数据计算加速度留出集 R²。低频组逐级加幅，并保留 0.18 rad 角度、1.2 rad/s 速度和 3 N·m 力矩保护。这是本体模型的历史外推证据，不是现用 Ki=0.05 控制器的跟踪测试。</w:t>
+      </w:r>
+    </w:p>
+    <w:tbl>
+      <w:tblPr>
+        <w:tblW w:type="auto" w:w="0"/>
+        <w:tblLayout w:type="fixed"/>
+        <w:tblLook w:firstColumn="1" w:firstRow="1" w:lastColumn="0" w:lastRow="0" w:noHBand="0" w:noVBand="1" w:val="04A0"/>
+        <w:tblBorders>
+          <w:top w:val="single" w:sz="4" w:color="D9D9D9"/>
+          <w:left w:val="single" w:sz="4" w:color="D9D9D9"/>
+          <w:bottom w:val="single" w:sz="4" w:color="D9D9D9"/>
+          <w:right w:val="single" w:sz="4" w:color="D9D9D9"/>
+          <w:insideH w:val="single" w:sz="4" w:color="D9D9D9"/>
+          <w:insideV w:val="single" w:sz="4" w:color="D9D9D9"/>
+        </w:tblBorders>
+      </w:tblPr>
+      <w:tblGrid>
+        <w:gridCol w:w="2520"/>
+        <w:gridCol w:w="1224"/>
+        <w:gridCol w:w="3096"/>
+        <w:gridCol w:w="2448"/>
+      </w:tblGrid>
+      <w:tr>
+        <w:trPr>
+          <w:tblHeader/>
+          <w:cantSplit/>
+        </w:trPr>
+        <w:tc>
+          <w:tcPr>
+            <w:tcW w:type="dxa" w:w="2520"/>
+            <w:vAlign w:val="center"/>
+            <w:tcMar>
+              <w:top w:w="95" w:type="dxa"/>
+              <w:bottom w:w="95" w:type="dxa"/>
+              <w:left w:w="105" w:type="dxa"/>
+              <w:right w:w="105" w:type="dxa"/>
+            </w:tcMar>
+            <w:shd w:fill="DCEAF2"/>
+          </w:tcPr>
+          <w:p>
+            <w:pPr>
+              <w:spacing w:after="0"/>
+              <w:jc w:val="left"/>
+            </w:pPr>
+            <w:r>
+              <w:rPr>
+                <w:rFonts w:ascii="Noto Sans CJK SC" w:hAnsi="Noto Sans CJK SC"/>
+                <w:b/>
+                <w:color w:val="000000"/>
+                <w:sz w:val="17"/>
+              </w:rPr>
+              <w:t>频段与目标幅度</w:t>
+            </w:r>
+          </w:p>
+        </w:tc>
+        <w:tc>
+          <w:tcPr>
+            <w:tcW w:type="dxa" w:w="1224"/>
+            <w:vAlign w:val="center"/>
+            <w:tcMar>
+              <w:top w:w="95" w:type="dxa"/>
+              <w:bottom w:w="95" w:type="dxa"/>
+              <w:left w:w="105" w:type="dxa"/>
+              <w:right w:w="105" w:type="dxa"/>
+            </w:tcMar>
+            <w:shd w:fill="DCEAF2"/>
+          </w:tcPr>
+          <w:p>
+            <w:pPr>
+              <w:spacing w:after="0"/>
+              <w:jc w:val="center"/>
+            </w:pPr>
+            <w:r>
+              <w:rPr>
+                <w:rFonts w:ascii="Noto Sans CJK SC" w:hAnsi="Noto Sans CJK SC"/>
+                <w:b/>
+                <w:color w:val="000000"/>
+                <w:sz w:val="17"/>
+              </w:rPr>
+              <w:t>起始 yaw</w:t>
+            </w:r>
+          </w:p>
+        </w:tc>
+        <w:tc>
+          <w:tcPr>
+            <w:tcW w:type="dxa" w:w="3096"/>
+            <w:vAlign w:val="center"/>
+            <w:tcMar>
+              <w:top w:w="95" w:type="dxa"/>
+              <w:bottom w:w="95" w:type="dxa"/>
+              <w:left w:w="105" w:type="dxa"/>
+              <w:right w:w="105" w:type="dxa"/>
+            </w:tcMar>
+            <w:shd w:fill="DCEAF2"/>
+          </w:tcPr>
+          <w:p>
+            <w:pPr>
+              <w:spacing w:after="0"/>
+              <w:jc w:val="center"/>
+            </w:pPr>
+            <w:r>
+              <w:rPr>
+                <w:rFonts w:ascii="Noto Sans CJK SC" w:hAnsi="Noto Sans CJK SC"/>
+                <w:b/>
+                <w:color w:val="000000"/>
+                <w:sz w:val="17"/>
+              </w:rPr>
+              <w:t>完成情况</w:t>
+            </w:r>
+          </w:p>
+        </w:tc>
+        <w:tc>
+          <w:tcPr>
+            <w:tcW w:type="dxa" w:w="2448"/>
+            <w:vAlign w:val="center"/>
+            <w:tcMar>
+              <w:top w:w="95" w:type="dxa"/>
+              <w:bottom w:w="95" w:type="dxa"/>
+              <w:left w:w="105" w:type="dxa"/>
+              <w:right w:w="105" w:type="dxa"/>
+            </w:tcMar>
+            <w:shd w:fill="DCEAF2"/>
+          </w:tcPr>
+          <w:p>
+            <w:pPr>
+              <w:spacing w:after="0"/>
+              <w:jc w:val="center"/>
+            </w:pPr>
+            <w:r>
+              <w:rPr>
+                <w:rFonts w:ascii="Noto Sans CJK SC" w:hAnsi="Noto Sans CJK SC"/>
+                <w:b/>
+                <w:color w:val="000000"/>
+                <w:sz w:val="17"/>
+              </w:rPr>
+              <w:t>固定模型加速度 R²</w:t>
+            </w:r>
+          </w:p>
+        </w:tc>
+      </w:tr>
+      <w:tr>
+        <w:trPr>
+          <w:cantSplit/>
+        </w:trPr>
+        <w:tc>
+          <w:tcPr>
+            <w:tcW w:type="dxa" w:w="2520"/>
+            <w:vAlign w:val="center"/>
+            <w:tcMar>
+              <w:top w:w="95" w:type="dxa"/>
+              <w:bottom w:w="95" w:type="dxa"/>
+              <w:left w:w="105" w:type="dxa"/>
+              <w:right w:w="105" w:type="dxa"/>
+            </w:tcMar>
+            <w:shd w:fill="F5F7F9"/>
+          </w:tcPr>
+          <w:p>
+            <w:pPr>
+              <w:spacing w:after="0"/>
+              <w:jc w:val="left"/>
+            </w:pPr>
+            <w:r>
+              <w:rPr>
+                <w:rFonts w:ascii="Noto Sans CJK SC" w:hAnsi="Noto Sans CJK SC"/>
+                <w:color w:val="000000"/>
+                <w:sz w:val="17"/>
+              </w:rPr>
+              <w:t>0.4–1.1 Hz，0.13 rad</w:t>
+            </w:r>
+          </w:p>
+        </w:tc>
+        <w:tc>
+          <w:tcPr>
+            <w:tcW w:type="dxa" w:w="1224"/>
+            <w:vAlign w:val="center"/>
+            <w:tcMar>
+              <w:top w:w="95" w:type="dxa"/>
+              <w:bottom w:w="95" w:type="dxa"/>
+              <w:left w:w="105" w:type="dxa"/>
+              <w:right w:w="105" w:type="dxa"/>
+            </w:tcMar>
+            <w:shd w:fill="F5F7F9"/>
+          </w:tcPr>
+          <w:p>
+            <w:pPr>
+              <w:spacing w:after="0"/>
+              <w:jc w:val="center"/>
+            </w:pPr>
+            <w:r>
+              <w:rPr>
+                <w:rFonts w:ascii="Noto Sans CJK SC" w:hAnsi="Noto Sans CJK SC"/>
+                <w:color w:val="000000"/>
+                <w:sz w:val="17"/>
+              </w:rPr>
+              <w:t>2.586 rad</w:t>
+            </w:r>
+          </w:p>
+        </w:tc>
+        <w:tc>
+          <w:tcPr>
+            <w:tcW w:type="dxa" w:w="3096"/>
+            <w:vAlign w:val="center"/>
+            <w:tcMar>
+              <w:top w:w="95" w:type="dxa"/>
+              <w:bottom w:w="95" w:type="dxa"/>
+              <w:left w:w="105" w:type="dxa"/>
+              <w:right w:w="105" w:type="dxa"/>
+            </w:tcMar>
+            <w:shd w:fill="F5F7F9"/>
+          </w:tcPr>
+          <w:p>
+            <w:pPr>
+              <w:spacing w:after="0"/>
+              <w:jc w:val="center"/>
+            </w:pPr>
+            <w:r>
+              <w:rPr>
+                <w:rFonts w:ascii="Noto Sans CJK SC" w:hAnsi="Noto Sans CJK SC"/>
+                <w:color w:val="000000"/>
+                <w:sz w:val="17"/>
+              </w:rPr>
+              <w:t>8 s 完成；最大偏移 0.163 rad</w:t>
+            </w:r>
+          </w:p>
+        </w:tc>
+        <w:tc>
+          <w:tcPr>
+            <w:tcW w:type="dxa" w:w="2448"/>
+            <w:vAlign w:val="center"/>
+            <w:tcMar>
+              <w:top w:w="95" w:type="dxa"/>
+              <w:bottom w:w="95" w:type="dxa"/>
+              <w:left w:w="105" w:type="dxa"/>
+              <w:right w:w="105" w:type="dxa"/>
+            </w:tcMar>
+            <w:shd w:fill="F5F7F9"/>
+          </w:tcPr>
+          <w:p>
+            <w:pPr>
+              <w:spacing w:after="0"/>
+              <w:jc w:val="center"/>
+            </w:pPr>
+            <w:r>
+              <w:rPr>
+                <w:rFonts w:ascii="Noto Sans CJK SC" w:hAnsi="Noto Sans CJK SC"/>
+                <w:color w:val="000000"/>
+                <w:sz w:val="17"/>
+              </w:rPr>
+              <w:t>0.350</w:t>
+            </w:r>
+          </w:p>
+        </w:tc>
+      </w:tr>
+      <w:tr>
+        <w:trPr>
+          <w:cantSplit/>
+        </w:trPr>
+        <w:tc>
+          <w:tcPr>
+            <w:tcW w:type="dxa" w:w="2520"/>
+            <w:vAlign w:val="center"/>
+            <w:tcMar>
+              <w:top w:w="95" w:type="dxa"/>
+              <w:bottom w:w="95" w:type="dxa"/>
+              <w:left w:w="105" w:type="dxa"/>
+              <w:right w:w="105" w:type="dxa"/>
+            </w:tcMar>
+            <w:shd w:fill="FFFFFF"/>
+          </w:tcPr>
+          <w:p>
+            <w:pPr>
+              <w:spacing w:after="0"/>
+              <w:jc w:val="left"/>
+            </w:pPr>
+            <w:r>
+              <w:rPr>
+                <w:rFonts w:ascii="Noto Sans CJK SC" w:hAnsi="Noto Sans CJK SC"/>
+                <w:color w:val="000000"/>
+                <w:sz w:val="17"/>
+              </w:rPr>
+              <w:t>0.4–1.1 Hz，0.14/0.15 rad</w:t>
+            </w:r>
+          </w:p>
+        </w:tc>
+        <w:tc>
+          <w:tcPr>
+            <w:tcW w:type="dxa" w:w="1224"/>
+            <w:vAlign w:val="center"/>
+            <w:tcMar>
+              <w:top w:w="95" w:type="dxa"/>
+              <w:bottom w:w="95" w:type="dxa"/>
+              <w:left w:w="105" w:type="dxa"/>
+              <w:right w:w="105" w:type="dxa"/>
+            </w:tcMar>
+            <w:shd w:fill="FFFFFF"/>
+          </w:tcPr>
+          <w:p>
+            <w:pPr>
+              <w:spacing w:after="0"/>
+              <w:jc w:val="center"/>
+            </w:pPr>
+            <w:r>
+              <w:rPr>
+                <w:rFonts w:ascii="Noto Sans CJK SC" w:hAnsi="Noto Sans CJK SC"/>
+                <w:color w:val="000000"/>
+                <w:sz w:val="17"/>
+              </w:rPr>
+              <w:t>约 2.56 rad</w:t>
+            </w:r>
+          </w:p>
+        </w:tc>
+        <w:tc>
+          <w:tcPr>
+            <w:tcW w:type="dxa" w:w="3096"/>
+            <w:vAlign w:val="center"/>
+            <w:tcMar>
+              <w:top w:w="95" w:type="dxa"/>
+              <w:bottom w:w="95" w:type="dxa"/>
+              <w:left w:w="105" w:type="dxa"/>
+              <w:right w:w="105" w:type="dxa"/>
+            </w:tcMar>
+            <w:shd w:fill="FFFFFF"/>
+          </w:tcPr>
+          <w:p>
+            <w:pPr>
+              <w:spacing w:after="0"/>
+              <w:jc w:val="center"/>
+            </w:pPr>
+            <w:r>
+              <w:rPr>
+                <w:rFonts w:ascii="Noto Sans CJK SC" w:hAnsi="Noto Sans CJK SC"/>
+                <w:color w:val="000000"/>
+                <w:sz w:val="17"/>
+              </w:rPr>
+              <w:t>均在约 0.18 rad 处保护停止</w:t>
+            </w:r>
+          </w:p>
+        </w:tc>
+        <w:tc>
+          <w:tcPr>
+            <w:tcW w:type="dxa" w:w="2448"/>
+            <w:vAlign w:val="center"/>
+            <w:tcMar>
+              <w:top w:w="95" w:type="dxa"/>
+              <w:bottom w:w="95" w:type="dxa"/>
+              <w:left w:w="105" w:type="dxa"/>
+              <w:right w:w="105" w:type="dxa"/>
+            </w:tcMar>
+            <w:shd w:fill="FFFFFF"/>
+          </w:tcPr>
+          <w:p>
+            <w:pPr>
+              <w:spacing w:after="0"/>
+              <w:jc w:val="center"/>
+            </w:pPr>
+            <w:r>
+              <w:rPr>
+                <w:rFonts w:ascii="Noto Sans CJK SC" w:hAnsi="Noto Sans CJK SC"/>
+                <w:color w:val="000000"/>
+                <w:sz w:val="17"/>
+              </w:rPr>
+              <w:t>仅有停止前局部数据</w:t>
+            </w:r>
+          </w:p>
+        </w:tc>
+      </w:tr>
+      <w:tr>
+        <w:trPr>
+          <w:cantSplit/>
+        </w:trPr>
+        <w:tc>
+          <w:tcPr>
+            <w:tcW w:type="dxa" w:w="2520"/>
+            <w:vAlign w:val="center"/>
+            <w:tcMar>
+              <w:top w:w="95" w:type="dxa"/>
+              <w:bottom w:w="95" w:type="dxa"/>
+              <w:left w:w="105" w:type="dxa"/>
+              <w:right w:w="105" w:type="dxa"/>
+            </w:tcMar>
+            <w:shd w:fill="F5F7F9"/>
+          </w:tcPr>
+          <w:p>
+            <w:pPr>
+              <w:spacing w:after="0"/>
+              <w:jc w:val="left"/>
+            </w:pPr>
+            <w:r>
+              <w:rPr>
+                <w:rFonts w:ascii="Noto Sans CJK SC" w:hAnsi="Noto Sans CJK SC"/>
+                <w:color w:val="000000"/>
+                <w:sz w:val="17"/>
+              </w:rPr>
+              <w:t>1.0–2.5 Hz，0.06 rad</w:t>
+            </w:r>
+          </w:p>
+        </w:tc>
+        <w:tc>
+          <w:tcPr>
+            <w:tcW w:type="dxa" w:w="1224"/>
+            <w:vAlign w:val="center"/>
+            <w:tcMar>
+              <w:top w:w="95" w:type="dxa"/>
+              <w:bottom w:w="95" w:type="dxa"/>
+              <w:left w:w="105" w:type="dxa"/>
+              <w:right w:w="105" w:type="dxa"/>
+            </w:tcMar>
+            <w:shd w:fill="F5F7F9"/>
+          </w:tcPr>
+          <w:p>
+            <w:pPr>
+              <w:spacing w:after="0"/>
+              <w:jc w:val="center"/>
+            </w:pPr>
+            <w:r>
+              <w:rPr>
+                <w:rFonts w:ascii="Noto Sans CJK SC" w:hAnsi="Noto Sans CJK SC"/>
+                <w:color w:val="000000"/>
+                <w:sz w:val="17"/>
+              </w:rPr>
+              <w:t>2.606 rad</w:t>
+            </w:r>
+          </w:p>
+        </w:tc>
+        <w:tc>
+          <w:tcPr>
+            <w:tcW w:type="dxa" w:w="3096"/>
+            <w:vAlign w:val="center"/>
+            <w:tcMar>
+              <w:top w:w="95" w:type="dxa"/>
+              <w:bottom w:w="95" w:type="dxa"/>
+              <w:left w:w="105" w:type="dxa"/>
+              <w:right w:w="105" w:type="dxa"/>
+            </w:tcMar>
+            <w:shd w:fill="F5F7F9"/>
+          </w:tcPr>
+          <w:p>
+            <w:pPr>
+              <w:spacing w:after="0"/>
+              <w:jc w:val="center"/>
+            </w:pPr>
+            <w:r>
+              <w:rPr>
+                <w:rFonts w:ascii="Noto Sans CJK SC" w:hAnsi="Noto Sans CJK SC"/>
+                <w:color w:val="000000"/>
+                <w:sz w:val="17"/>
+              </w:rPr>
+              <w:t>8 s 完成</w:t>
+            </w:r>
+          </w:p>
+        </w:tc>
+        <w:tc>
+          <w:tcPr>
+            <w:tcW w:type="dxa" w:w="2448"/>
+            <w:vAlign w:val="center"/>
+            <w:tcMar>
+              <w:top w:w="95" w:type="dxa"/>
+              <w:bottom w:w="95" w:type="dxa"/>
+              <w:left w:w="105" w:type="dxa"/>
+              <w:right w:w="105" w:type="dxa"/>
+            </w:tcMar>
+            <w:shd w:fill="F5F7F9"/>
+          </w:tcPr>
+          <w:p>
+            <w:pPr>
+              <w:spacing w:after="0"/>
+              <w:jc w:val="center"/>
+            </w:pPr>
+            <w:r>
+              <w:rPr>
+                <w:rFonts w:ascii="Noto Sans CJK SC" w:hAnsi="Noto Sans CJK SC"/>
+                <w:color w:val="000000"/>
+                <w:sz w:val="17"/>
+              </w:rPr>
+              <w:t>0.863</w:t>
+            </w:r>
+          </w:p>
+        </w:tc>
+      </w:tr>
+      <w:tr>
+        <w:trPr>
+          <w:cantSplit/>
+        </w:trPr>
+        <w:tc>
+          <w:tcPr>
+            <w:tcW w:type="dxa" w:w="2520"/>
+            <w:vAlign w:val="center"/>
+            <w:tcMar>
+              <w:top w:w="95" w:type="dxa"/>
+              <w:bottom w:w="95" w:type="dxa"/>
+              <w:left w:w="105" w:type="dxa"/>
+              <w:right w:w="105" w:type="dxa"/>
+            </w:tcMar>
+            <w:shd w:fill="FFFFFF"/>
+          </w:tcPr>
+          <w:p>
+            <w:pPr>
+              <w:spacing w:after="0"/>
+              <w:jc w:val="left"/>
+            </w:pPr>
+            <w:r>
+              <w:rPr>
+                <w:rFonts w:ascii="Noto Sans CJK SC" w:hAnsi="Noto Sans CJK SC"/>
+                <w:color w:val="000000"/>
+                <w:sz w:val="17"/>
+              </w:rPr>
+              <w:t>0.3–0.65 Hz，0.08/0.11 rad</w:t>
+            </w:r>
+          </w:p>
+        </w:tc>
+        <w:tc>
+          <w:tcPr>
+            <w:tcW w:type="dxa" w:w="1224"/>
+            <w:vAlign w:val="center"/>
+            <w:tcMar>
+              <w:top w:w="95" w:type="dxa"/>
+              <w:bottom w:w="95" w:type="dxa"/>
+              <w:left w:w="105" w:type="dxa"/>
+              <w:right w:w="105" w:type="dxa"/>
+            </w:tcMar>
+            <w:shd w:fill="FFFFFF"/>
+          </w:tcPr>
+          <w:p>
+            <w:pPr>
+              <w:spacing w:after="0"/>
+              <w:jc w:val="center"/>
+            </w:pPr>
+            <w:r>
+              <w:rPr>
+                <w:rFonts w:ascii="Noto Sans CJK SC" w:hAnsi="Noto Sans CJK SC"/>
+                <w:color w:val="000000"/>
+                <w:sz w:val="17"/>
+              </w:rPr>
+              <w:t>约 1.4 rad</w:t>
+            </w:r>
+          </w:p>
+        </w:tc>
+        <w:tc>
+          <w:tcPr>
+            <w:tcW w:type="dxa" w:w="3096"/>
+            <w:vAlign w:val="center"/>
+            <w:tcMar>
+              <w:top w:w="95" w:type="dxa"/>
+              <w:bottom w:w="95" w:type="dxa"/>
+              <w:left w:w="105" w:type="dxa"/>
+              <w:right w:w="105" w:type="dxa"/>
+            </w:tcMar>
+            <w:shd w:fill="FFFFFF"/>
+          </w:tcPr>
+          <w:p>
+            <w:pPr>
+              <w:spacing w:after="0"/>
+              <w:jc w:val="center"/>
+            </w:pPr>
+            <w:r>
+              <w:rPr>
+                <w:rFonts w:ascii="Noto Sans CJK SC" w:hAnsi="Noto Sans CJK SC"/>
+                <w:color w:val="000000"/>
+                <w:sz w:val="17"/>
+              </w:rPr>
+              <w:t>两轮均完成</w:t>
+            </w:r>
+          </w:p>
+        </w:tc>
+        <w:tc>
+          <w:tcPr>
+            <w:tcW w:type="dxa" w:w="2448"/>
+            <w:vAlign w:val="center"/>
+            <w:tcMar>
+              <w:top w:w="95" w:type="dxa"/>
+              <w:bottom w:w="95" w:type="dxa"/>
+              <w:left w:w="105" w:type="dxa"/>
+              <w:right w:w="105" w:type="dxa"/>
+            </w:tcMar>
+            <w:shd w:fill="FFFFFF"/>
+          </w:tcPr>
+          <w:p>
+            <w:pPr>
+              <w:spacing w:after="0"/>
+              <w:jc w:val="center"/>
+            </w:pPr>
+            <w:r>
+              <w:rPr>
+                <w:rFonts w:ascii="Noto Sans CJK SC" w:hAnsi="Noto Sans CJK SC"/>
+                <w:color w:val="000000"/>
+                <w:sz w:val="17"/>
+              </w:rPr>
+              <w:t>−10.538 / −10.743</w:t>
+            </w:r>
+          </w:p>
+        </w:tc>
+      </w:tr>
+      <w:tr>
+        <w:trPr>
+          <w:cantSplit/>
+        </w:trPr>
+        <w:tc>
+          <w:tcPr>
+            <w:tcW w:type="dxa" w:w="2520"/>
+            <w:vAlign w:val="center"/>
+            <w:tcMar>
+              <w:top w:w="95" w:type="dxa"/>
+              <w:bottom w:w="95" w:type="dxa"/>
+              <w:left w:w="105" w:type="dxa"/>
+              <w:right w:w="105" w:type="dxa"/>
+            </w:tcMar>
+            <w:shd w:fill="F5F7F9"/>
+          </w:tcPr>
+          <w:p>
+            <w:pPr>
+              <w:spacing w:after="0"/>
+              <w:jc w:val="left"/>
+            </w:pPr>
+            <w:r>
+              <w:rPr>
+                <w:rFonts w:ascii="Noto Sans CJK SC" w:hAnsi="Noto Sans CJK SC"/>
+                <w:color w:val="000000"/>
+                <w:sz w:val="17"/>
+              </w:rPr>
+              <w:t>1.0–2.5 Hz，0.04 rad</w:t>
+            </w:r>
+          </w:p>
+        </w:tc>
+        <w:tc>
+          <w:tcPr>
+            <w:tcW w:type="dxa" w:w="1224"/>
+            <w:vAlign w:val="center"/>
+            <w:tcMar>
+              <w:top w:w="95" w:type="dxa"/>
+              <w:bottom w:w="95" w:type="dxa"/>
+              <w:left w:w="105" w:type="dxa"/>
+              <w:right w:w="105" w:type="dxa"/>
+            </w:tcMar>
+            <w:shd w:fill="F5F7F9"/>
+          </w:tcPr>
+          <w:p>
+            <w:pPr>
+              <w:spacing w:after="0"/>
+              <w:jc w:val="center"/>
+            </w:pPr>
+            <w:r>
+              <w:rPr>
+                <w:rFonts w:ascii="Noto Sans CJK SC" w:hAnsi="Noto Sans CJK SC"/>
+                <w:color w:val="000000"/>
+                <w:sz w:val="17"/>
+              </w:rPr>
+              <w:t>1.164 rad</w:t>
+            </w:r>
+          </w:p>
+        </w:tc>
+        <w:tc>
+          <w:tcPr>
+            <w:tcW w:type="dxa" w:w="3096"/>
+            <w:vAlign w:val="center"/>
+            <w:tcMar>
+              <w:top w:w="95" w:type="dxa"/>
+              <w:bottom w:w="95" w:type="dxa"/>
+              <w:left w:w="105" w:type="dxa"/>
+              <w:right w:w="105" w:type="dxa"/>
+            </w:tcMar>
+            <w:shd w:fill="F5F7F9"/>
+          </w:tcPr>
+          <w:p>
+            <w:pPr>
+              <w:spacing w:after="0"/>
+              <w:jc w:val="center"/>
+            </w:pPr>
+            <w:r>
+              <w:rPr>
+                <w:rFonts w:ascii="Noto Sans CJK SC" w:hAnsi="Noto Sans CJK SC"/>
+                <w:color w:val="000000"/>
+                <w:sz w:val="17"/>
+              </w:rPr>
+              <w:t>8 s 完成</w:t>
+            </w:r>
+          </w:p>
+        </w:tc>
+        <w:tc>
+          <w:tcPr>
+            <w:tcW w:type="dxa" w:w="2448"/>
+            <w:vAlign w:val="center"/>
+            <w:tcMar>
+              <w:top w:w="95" w:type="dxa"/>
+              <w:bottom w:w="95" w:type="dxa"/>
+              <w:left w:w="105" w:type="dxa"/>
+              <w:right w:w="105" w:type="dxa"/>
+            </w:tcMar>
+            <w:shd w:fill="F5F7F9"/>
+          </w:tcPr>
+          <w:p>
+            <w:pPr>
+              <w:spacing w:after="0"/>
+              <w:jc w:val="center"/>
+            </w:pPr>
+            <w:r>
+              <w:rPr>
+                <w:rFonts w:ascii="Noto Sans CJK SC" w:hAnsi="Noto Sans CJK SC"/>
+                <w:color w:val="000000"/>
+                <w:sz w:val="17"/>
+              </w:rPr>
+              <w:t>0.810</w:t>
+            </w:r>
+          </w:p>
+        </w:tc>
+      </w:tr>
+      <w:tr>
+        <w:trPr>
+          <w:cantSplit/>
+        </w:trPr>
+        <w:tc>
+          <w:tcPr>
+            <w:tcW w:type="dxa" w:w="2520"/>
+            <w:vAlign w:val="center"/>
+            <w:tcMar>
+              <w:top w:w="95" w:type="dxa"/>
+              <w:bottom w:w="95" w:type="dxa"/>
+              <w:left w:w="105" w:type="dxa"/>
+              <w:right w:w="105" w:type="dxa"/>
+            </w:tcMar>
+            <w:shd w:fill="FFFFFF"/>
+          </w:tcPr>
+          <w:p>
+            <w:pPr>
+              <w:spacing w:after="0"/>
+              <w:jc w:val="left"/>
+            </w:pPr>
+            <w:r>
+              <w:rPr>
+                <w:rFonts w:ascii="Noto Sans CJK SC" w:hAnsi="Noto Sans CJK SC"/>
+                <w:color w:val="000000"/>
+                <w:sz w:val="17"/>
+              </w:rPr>
+              <w:t>2.5–3.0 Hz，0.03/0.04 rad</w:t>
+            </w:r>
+          </w:p>
+        </w:tc>
+        <w:tc>
+          <w:tcPr>
+            <w:tcW w:type="dxa" w:w="1224"/>
+            <w:vAlign w:val="center"/>
+            <w:tcMar>
+              <w:top w:w="95" w:type="dxa"/>
+              <w:bottom w:w="95" w:type="dxa"/>
+              <w:left w:w="105" w:type="dxa"/>
+              <w:right w:w="105" w:type="dxa"/>
+            </w:tcMar>
+            <w:shd w:fill="FFFFFF"/>
+          </w:tcPr>
+          <w:p>
+            <w:pPr>
+              <w:spacing w:after="0"/>
+              <w:jc w:val="center"/>
+            </w:pPr>
+            <w:r>
+              <w:rPr>
+                <w:rFonts w:ascii="Noto Sans CJK SC" w:hAnsi="Noto Sans CJK SC"/>
+                <w:color w:val="000000"/>
+                <w:sz w:val="17"/>
+              </w:rPr>
+              <w:t>约 1.4 rad</w:t>
+            </w:r>
+          </w:p>
+        </w:tc>
+        <w:tc>
+          <w:tcPr>
+            <w:tcW w:type="dxa" w:w="3096"/>
+            <w:vAlign w:val="center"/>
+            <w:tcMar>
+              <w:top w:w="95" w:type="dxa"/>
+              <w:bottom w:w="95" w:type="dxa"/>
+              <w:left w:w="105" w:type="dxa"/>
+              <w:right w:w="105" w:type="dxa"/>
+            </w:tcMar>
+            <w:shd w:fill="FFFFFF"/>
+          </w:tcPr>
+          <w:p>
+            <w:pPr>
+              <w:spacing w:after="0"/>
+              <w:jc w:val="center"/>
+            </w:pPr>
+            <w:r>
+              <w:rPr>
+                <w:rFonts w:ascii="Noto Sans CJK SC" w:hAnsi="Noto Sans CJK SC"/>
+                <w:color w:val="000000"/>
+                <w:sz w:val="17"/>
+              </w:rPr>
+              <w:t>两轮均完成</w:t>
+            </w:r>
+          </w:p>
+        </w:tc>
+        <w:tc>
+          <w:tcPr>
+            <w:tcW w:type="dxa" w:w="2448"/>
+            <w:vAlign w:val="center"/>
+            <w:tcMar>
+              <w:top w:w="95" w:type="dxa"/>
+              <w:bottom w:w="95" w:type="dxa"/>
+              <w:left w:w="105" w:type="dxa"/>
+              <w:right w:w="105" w:type="dxa"/>
+            </w:tcMar>
+            <w:shd w:fill="FFFFFF"/>
+          </w:tcPr>
+          <w:p>
+            <w:pPr>
+              <w:spacing w:after="0"/>
+              <w:jc w:val="center"/>
+            </w:pPr>
+            <w:r>
+              <w:rPr>
+                <w:rFonts w:ascii="Noto Sans CJK SC" w:hAnsi="Noto Sans CJK SC"/>
+                <w:color w:val="000000"/>
+                <w:sz w:val="17"/>
+              </w:rPr>
+              <w:t>0.940 / 0.956</w:t>
+            </w:r>
+          </w:p>
+        </w:tc>
+      </w:tr>
+    </w:tbl>
+    <w:p>
+      <w:pPr/>
+    </w:p>
+    <w:p>
+      <w:pPr/>
+      <w:r>
+        <w:t>验证范围现已扩至现有测试程序允许的 0.3–3.0 Hz。高频小幅记录与原模型较一致；低频记录的误差明显，不能把早先短时直接力矩试验的 R²≈0.91 当成全行程、全频段精度。新增记录的起始 yaw 从约 2.6 rad 变为约 1.2–1.4 rad，位置也可能影响摩擦和线缆负载。较大幅度的 0.14/0.15 rad 试验触发角度保护后未继续加幅；这些结果不证明物理 J、B 因 PID 或前馈改变。</w:t>
+      </w:r>
+    </w:p>
+    <w:p>
+      <w:pPr>
+        <w:keepNext/>
+        <w:spacing w:before="80" w:after="40"/>
+        <w:jc w:val="center"/>
+      </w:pPr>
+      <w:r>
+        <w:drawing>
+          <wp:inline xmlns:a="http://schemas.openxmlformats.org/drawingml/2006/main" xmlns:pic="http://schemas.openxmlformats.org/drawingml/2006/picture">
+            <wp:extent cx="5029200" cy="2873829"/>
+            <wp:docPr id="8" name="Picture 8"/>
+            <wp:cNvGraphicFramePr>
+              <a:graphicFrameLocks noChangeAspect="1"/>
+            </wp:cNvGraphicFramePr>
+            <a:graphic>
+              <a:graphicData uri="http://schemas.openxmlformats.org/drawingml/2006/picture">
+                <pic:pic>
+                  <pic:nvPicPr>
+                    <pic:cNvPr id="0" name="extended_chirp_validation.png"/>
+                    <pic:cNvPicPr/>
+                  </pic:nvPicPr>
+                  <pic:blipFill>
+                    <a:blip r:embed="rId17"/>
+                    <a:stretch>
+                      <a:fillRect/>
+                    </a:stretch>
+                  </pic:blipFill>
+                  <pic:spPr>
+                    <a:xfrm>
+                      <a:off x="0" y="0"/>
+                      <a:ext cx="5029200" cy="2873829"/>
+                    </a:xfrm>
+                    <a:prstGeom prst="rect"/>
+                  </pic:spPr>
+                </pic:pic>
+              </a:graphicData>
+            </a:graphic>
+          </wp:inline>
+        </w:drawing>
+      </w:r>
+    </w:p>
+    <w:p>
+      <w:pPr>
+        <w:spacing w:after="200"/>
+        <w:jc w:val="center"/>
+      </w:pPr>
+      <w:r>
+        <w:rPr>
+          <w:sz w:val="17"/>
+        </w:rPr>
+        <w:t>图 8  扩展频段扫频的留出集分数、角度范围与固定模型加速度预测</w:t>
+      </w:r>
+    </w:p>
+    <w:p>
+      <w:pPr>
+        <w:pStyle w:val="Heading1"/>
+        <w:keepNext/>
+      </w:pPr>
+      <w:r>
+        <w:t>10 低速跟踪控制器进一步优化</w:t>
+      </w:r>
+    </w:p>
+    <w:p>
+      <w:pPr/>
+      <w:r>
+        <w:t>低频残差与转动方向有关，但不同 yaw 位置的偏置也不同，故未直接采用未经验证的摩擦前馈。先只调整 C 车速度环积分系数：Ki 从 0.02 提至 0.05；积分状态仍限于 ±5，其最大力矩贡献由 0.10 N·m 变为 0.25 N·m。角度 Kp=12、速度 Kp=11、模型前馈 B=1.37855 与 J=0.14261 均保持。</w:t>
+      </w:r>
+    </w:p>
+    <w:p>
+      <w:pPr/>
+      <w:r>
+        <w:t>低速轨迹为 ±0.08 rad，每段 1.5 s，转动 1.0 s；先做“当前→候选”三对，再做“候选→当前”三对，共 12 轮。另用原 ±0.10 rad、转动 0.5 s 的较快轨迹按“当前→候选→候选→当前”做 4 轮。各批目标曲线最大差不超过 0.00156 rad；全部运行完成，未触发遥控、角度、速度或力矩保护。</w:t>
+      </w:r>
+    </w:p>
+    <w:tbl>
+      <w:tblPr>
+        <w:tblW w:type="auto" w:w="0"/>
+        <w:tblLayout w:type="fixed"/>
+        <w:tblLook w:firstColumn="1" w:firstRow="1" w:lastColumn="0" w:lastRow="0" w:noHBand="0" w:noVBand="1" w:val="04A0"/>
+        <w:tblBorders>
+          <w:top w:val="single" w:sz="4" w:color="D9D9D9"/>
+          <w:left w:val="single" w:sz="4" w:color="D9D9D9"/>
+          <w:bottom w:val="single" w:sz="4" w:color="D9D9D9"/>
+          <w:right w:val="single" w:sz="4" w:color="D9D9D9"/>
+          <w:insideH w:val="single" w:sz="4" w:color="D9D9D9"/>
+          <w:insideV w:val="single" w:sz="4" w:color="D9D9D9"/>
+        </w:tblBorders>
+      </w:tblPr>
+      <w:tblGrid>
+        <w:gridCol w:w="3024"/>
+        <w:gridCol w:w="2088"/>
+        <w:gridCol w:w="2088"/>
+        <w:gridCol w:w="2088"/>
+      </w:tblGrid>
+      <w:tr>
+        <w:trPr>
+          <w:tblHeader/>
+          <w:cantSplit/>
+        </w:trPr>
+        <w:tc>
+          <w:tcPr>
+            <w:tcW w:type="dxa" w:w="3024"/>
+            <w:vAlign w:val="center"/>
+            <w:tcMar>
+              <w:top w:w="95" w:type="dxa"/>
+              <w:bottom w:w="95" w:type="dxa"/>
+              <w:left w:w="105" w:type="dxa"/>
+              <w:right w:w="105" w:type="dxa"/>
+            </w:tcMar>
+            <w:shd w:fill="DCEAF2"/>
+          </w:tcPr>
+          <w:p>
+            <w:pPr>
+              <w:spacing w:after="0"/>
+              <w:jc w:val="left"/>
+            </w:pPr>
+            <w:r>
+              <w:rPr>
+                <w:rFonts w:ascii="Noto Sans CJK SC" w:hAnsi="Noto Sans CJK SC"/>
+                <w:b/>
+                <w:color w:val="000000"/>
+                <w:sz w:val="17"/>
+              </w:rPr>
+              <w:t>轨迹与指标</w:t>
+            </w:r>
+          </w:p>
+        </w:tc>
+        <w:tc>
+          <w:tcPr>
+            <w:tcW w:type="dxa" w:w="2088"/>
+            <w:vAlign w:val="center"/>
+            <w:tcMar>
+              <w:top w:w="95" w:type="dxa"/>
+              <w:bottom w:w="95" w:type="dxa"/>
+              <w:left w:w="105" w:type="dxa"/>
+              <w:right w:w="105" w:type="dxa"/>
+            </w:tcMar>
+            <w:shd w:fill="DCEAF2"/>
+          </w:tcPr>
+          <w:p>
+            <w:pPr>
+              <w:spacing w:after="0"/>
+              <w:jc w:val="center"/>
+            </w:pPr>
+            <w:r>
+              <w:rPr>
+                <w:rFonts w:ascii="Noto Sans CJK SC" w:hAnsi="Noto Sans CJK SC"/>
+                <w:b/>
+                <w:color w:val="000000"/>
+                <w:sz w:val="17"/>
+              </w:rPr>
+              <w:t>Ki=0.02</w:t>
+            </w:r>
+          </w:p>
+        </w:tc>
+        <w:tc>
+          <w:tcPr>
+            <w:tcW w:type="dxa" w:w="2088"/>
+            <w:vAlign w:val="center"/>
+            <w:tcMar>
+              <w:top w:w="95" w:type="dxa"/>
+              <w:bottom w:w="95" w:type="dxa"/>
+              <w:left w:w="105" w:type="dxa"/>
+              <w:right w:w="105" w:type="dxa"/>
+            </w:tcMar>
+            <w:shd w:fill="DCEAF2"/>
+          </w:tcPr>
+          <w:p>
+            <w:pPr>
+              <w:spacing w:after="0"/>
+              <w:jc w:val="center"/>
+            </w:pPr>
+            <w:r>
+              <w:rPr>
+                <w:rFonts w:ascii="Noto Sans CJK SC" w:hAnsi="Noto Sans CJK SC"/>
+                <w:b/>
+                <w:color w:val="000000"/>
+                <w:sz w:val="17"/>
+              </w:rPr>
+              <w:t>Ki=0.05</w:t>
+            </w:r>
+          </w:p>
+        </w:tc>
+        <w:tc>
+          <w:tcPr>
+            <w:tcW w:type="dxa" w:w="2088"/>
+            <w:vAlign w:val="center"/>
+            <w:tcMar>
+              <w:top w:w="95" w:type="dxa"/>
+              <w:bottom w:w="95" w:type="dxa"/>
+              <w:left w:w="105" w:type="dxa"/>
+              <w:right w:w="105" w:type="dxa"/>
+            </w:tcMar>
+            <w:shd w:fill="DCEAF2"/>
+          </w:tcPr>
+          <w:p>
+            <w:pPr>
+              <w:spacing w:after="0"/>
+              <w:jc w:val="center"/>
+            </w:pPr>
+            <w:r>
+              <w:rPr>
+                <w:rFonts w:ascii="Noto Sans CJK SC" w:hAnsi="Noto Sans CJK SC"/>
+                <w:b/>
+                <w:color w:val="000000"/>
+                <w:sz w:val="17"/>
+              </w:rPr>
+              <w:t>变化</w:t>
+            </w:r>
+          </w:p>
+        </w:tc>
+      </w:tr>
+      <w:tr>
+        <w:trPr>
+          <w:cantSplit/>
+        </w:trPr>
+        <w:tc>
+          <w:tcPr>
+            <w:tcW w:type="dxa" w:w="3024"/>
+            <w:vAlign w:val="center"/>
+            <w:tcMar>
+              <w:top w:w="95" w:type="dxa"/>
+              <w:bottom w:w="95" w:type="dxa"/>
+              <w:left w:w="105" w:type="dxa"/>
+              <w:right w:w="105" w:type="dxa"/>
+            </w:tcMar>
+            <w:shd w:fill="F5F7F9"/>
+          </w:tcPr>
+          <w:p>
+            <w:pPr>
+              <w:spacing w:after="0"/>
+              <w:jc w:val="left"/>
+            </w:pPr>
+            <w:r>
+              <w:rPr>
+                <w:rFonts w:ascii="Noto Sans CJK SC" w:hAnsi="Noto Sans CJK SC"/>
+                <w:color w:val="000000"/>
+                <w:sz w:val="17"/>
+              </w:rPr>
+              <w:t>低速转动误差 RMS</w:t>
+            </w:r>
+          </w:p>
+        </w:tc>
+        <w:tc>
+          <w:tcPr>
+            <w:tcW w:type="dxa" w:w="2088"/>
+            <w:vAlign w:val="center"/>
+            <w:tcMar>
+              <w:top w:w="95" w:type="dxa"/>
+              <w:bottom w:w="95" w:type="dxa"/>
+              <w:left w:w="105" w:type="dxa"/>
+              <w:right w:w="105" w:type="dxa"/>
+            </w:tcMar>
+            <w:shd w:fill="F5F7F9"/>
+          </w:tcPr>
+          <w:p>
+            <w:pPr>
+              <w:spacing w:after="0"/>
+              <w:jc w:val="center"/>
+            </w:pPr>
+            <w:r>
+              <w:rPr>
+                <w:rFonts w:ascii="Noto Sans CJK SC" w:hAnsi="Noto Sans CJK SC"/>
+                <w:color w:val="000000"/>
+                <w:sz w:val="17"/>
+              </w:rPr>
+              <w:t>0.1730°</w:t>
+            </w:r>
+          </w:p>
+        </w:tc>
+        <w:tc>
+          <w:tcPr>
+            <w:tcW w:type="dxa" w:w="2088"/>
+            <w:vAlign w:val="center"/>
+            <w:tcMar>
+              <w:top w:w="95" w:type="dxa"/>
+              <w:bottom w:w="95" w:type="dxa"/>
+              <w:left w:w="105" w:type="dxa"/>
+              <w:right w:w="105" w:type="dxa"/>
+            </w:tcMar>
+            <w:shd w:fill="F5F7F9"/>
+          </w:tcPr>
+          <w:p>
+            <w:pPr>
+              <w:spacing w:after="0"/>
+              <w:jc w:val="center"/>
+            </w:pPr>
+            <w:r>
+              <w:rPr>
+                <w:rFonts w:ascii="Noto Sans CJK SC" w:hAnsi="Noto Sans CJK SC"/>
+                <w:color w:val="000000"/>
+                <w:sz w:val="17"/>
+              </w:rPr>
+              <w:t>0.1307°</w:t>
+            </w:r>
+          </w:p>
+        </w:tc>
+        <w:tc>
+          <w:tcPr>
+            <w:tcW w:type="dxa" w:w="2088"/>
+            <w:vAlign w:val="center"/>
+            <w:tcMar>
+              <w:top w:w="95" w:type="dxa"/>
+              <w:bottom w:w="95" w:type="dxa"/>
+              <w:left w:w="105" w:type="dxa"/>
+              <w:right w:w="105" w:type="dxa"/>
+            </w:tcMar>
+            <w:shd w:fill="F5F7F9"/>
+          </w:tcPr>
+          <w:p>
+            <w:pPr>
+              <w:spacing w:after="0"/>
+              <w:jc w:val="center"/>
+            </w:pPr>
+            <w:r>
+              <w:rPr>
+                <w:rFonts w:ascii="Noto Sans CJK SC" w:hAnsi="Noto Sans CJK SC"/>
+                <w:color w:val="000000"/>
+                <w:sz w:val="17"/>
+              </w:rPr>
+              <w:t>降低 24.4%</w:t>
+            </w:r>
+          </w:p>
+        </w:tc>
+      </w:tr>
+      <w:tr>
+        <w:trPr>
+          <w:cantSplit/>
+        </w:trPr>
+        <w:tc>
+          <w:tcPr>
+            <w:tcW w:type="dxa" w:w="3024"/>
+            <w:vAlign w:val="center"/>
+            <w:tcMar>
+              <w:top w:w="95" w:type="dxa"/>
+              <w:bottom w:w="95" w:type="dxa"/>
+              <w:left w:w="105" w:type="dxa"/>
+              <w:right w:w="105" w:type="dxa"/>
+            </w:tcMar>
+            <w:shd w:fill="FFFFFF"/>
+          </w:tcPr>
+          <w:p>
+            <w:pPr>
+              <w:spacing w:after="0"/>
+              <w:jc w:val="left"/>
+            </w:pPr>
+            <w:r>
+              <w:rPr>
+                <w:rFonts w:ascii="Noto Sans CJK SC" w:hAnsi="Noto Sans CJK SC"/>
+                <w:color w:val="000000"/>
+                <w:sz w:val="17"/>
+              </w:rPr>
+              <w:t>低速每次换向 IAE</w:t>
+            </w:r>
+          </w:p>
+        </w:tc>
+        <w:tc>
+          <w:tcPr>
+            <w:tcW w:type="dxa" w:w="2088"/>
+            <w:vAlign w:val="center"/>
+            <w:tcMar>
+              <w:top w:w="95" w:type="dxa"/>
+              <w:bottom w:w="95" w:type="dxa"/>
+              <w:left w:w="105" w:type="dxa"/>
+              <w:right w:w="105" w:type="dxa"/>
+            </w:tcMar>
+            <w:shd w:fill="FFFFFF"/>
+          </w:tcPr>
+          <w:p>
+            <w:pPr>
+              <w:spacing w:after="0"/>
+              <w:jc w:val="center"/>
+            </w:pPr>
+            <w:r>
+              <w:rPr>
+                <w:rFonts w:ascii="Noto Sans CJK SC" w:hAnsi="Noto Sans CJK SC"/>
+                <w:color w:val="000000"/>
+                <w:sz w:val="17"/>
+              </w:rPr>
+              <w:t>0.002712 rad·s</w:t>
+            </w:r>
+          </w:p>
+        </w:tc>
+        <w:tc>
+          <w:tcPr>
+            <w:tcW w:type="dxa" w:w="2088"/>
+            <w:vAlign w:val="center"/>
+            <w:tcMar>
+              <w:top w:w="95" w:type="dxa"/>
+              <w:bottom w:w="95" w:type="dxa"/>
+              <w:left w:w="105" w:type="dxa"/>
+              <w:right w:w="105" w:type="dxa"/>
+            </w:tcMar>
+            <w:shd w:fill="FFFFFF"/>
+          </w:tcPr>
+          <w:p>
+            <w:pPr>
+              <w:spacing w:after="0"/>
+              <w:jc w:val="center"/>
+            </w:pPr>
+            <w:r>
+              <w:rPr>
+                <w:rFonts w:ascii="Noto Sans CJK SC" w:hAnsi="Noto Sans CJK SC"/>
+                <w:color w:val="000000"/>
+                <w:sz w:val="17"/>
+              </w:rPr>
+              <w:t>0.002073 rad·s</w:t>
+            </w:r>
+          </w:p>
+        </w:tc>
+        <w:tc>
+          <w:tcPr>
+            <w:tcW w:type="dxa" w:w="2088"/>
+            <w:vAlign w:val="center"/>
+            <w:tcMar>
+              <w:top w:w="95" w:type="dxa"/>
+              <w:bottom w:w="95" w:type="dxa"/>
+              <w:left w:w="105" w:type="dxa"/>
+              <w:right w:w="105" w:type="dxa"/>
+            </w:tcMar>
+            <w:shd w:fill="FFFFFF"/>
+          </w:tcPr>
+          <w:p>
+            <w:pPr>
+              <w:spacing w:after="0"/>
+              <w:jc w:val="center"/>
+            </w:pPr>
+            <w:r>
+              <w:rPr>
+                <w:rFonts w:ascii="Noto Sans CJK SC" w:hAnsi="Noto Sans CJK SC"/>
+                <w:color w:val="000000"/>
+                <w:sz w:val="17"/>
+              </w:rPr>
+              <w:t>降低 23.6%</w:t>
+            </w:r>
+          </w:p>
+        </w:tc>
+      </w:tr>
+      <w:tr>
+        <w:trPr>
+          <w:cantSplit/>
+        </w:trPr>
+        <w:tc>
+          <w:tcPr>
+            <w:tcW w:type="dxa" w:w="3024"/>
+            <w:vAlign w:val="center"/>
+            <w:tcMar>
+              <w:top w:w="95" w:type="dxa"/>
+              <w:bottom w:w="95" w:type="dxa"/>
+              <w:left w:w="105" w:type="dxa"/>
+              <w:right w:w="105" w:type="dxa"/>
+            </w:tcMar>
+            <w:shd w:fill="F5F7F9"/>
+          </w:tcPr>
+          <w:p>
+            <w:pPr>
+              <w:spacing w:after="0"/>
+              <w:jc w:val="left"/>
+            </w:pPr>
+            <w:r>
+              <w:rPr>
+                <w:rFonts w:ascii="Noto Sans CJK SC" w:hAnsi="Noto Sans CJK SC"/>
+                <w:color w:val="000000"/>
+                <w:sz w:val="17"/>
+              </w:rPr>
+              <w:t>低速保持误差 RMS</w:t>
+            </w:r>
+          </w:p>
+        </w:tc>
+        <w:tc>
+          <w:tcPr>
+            <w:tcW w:type="dxa" w:w="2088"/>
+            <w:vAlign w:val="center"/>
+            <w:tcMar>
+              <w:top w:w="95" w:type="dxa"/>
+              <w:bottom w:w="95" w:type="dxa"/>
+              <w:left w:w="105" w:type="dxa"/>
+              <w:right w:w="105" w:type="dxa"/>
+            </w:tcMar>
+            <w:shd w:fill="F5F7F9"/>
+          </w:tcPr>
+          <w:p>
+            <w:pPr>
+              <w:spacing w:after="0"/>
+              <w:jc w:val="center"/>
+            </w:pPr>
+            <w:r>
+              <w:rPr>
+                <w:rFonts w:ascii="Noto Sans CJK SC" w:hAnsi="Noto Sans CJK SC"/>
+                <w:color w:val="000000"/>
+                <w:sz w:val="17"/>
+              </w:rPr>
+              <w:t>0.2599°</w:t>
+            </w:r>
+          </w:p>
+        </w:tc>
+        <w:tc>
+          <w:tcPr>
+            <w:tcW w:type="dxa" w:w="2088"/>
+            <w:vAlign w:val="center"/>
+            <w:tcMar>
+              <w:top w:w="95" w:type="dxa"/>
+              <w:bottom w:w="95" w:type="dxa"/>
+              <w:left w:w="105" w:type="dxa"/>
+              <w:right w:w="105" w:type="dxa"/>
+            </w:tcMar>
+            <w:shd w:fill="F5F7F9"/>
+          </w:tcPr>
+          <w:p>
+            <w:pPr>
+              <w:spacing w:after="0"/>
+              <w:jc w:val="center"/>
+            </w:pPr>
+            <w:r>
+              <w:rPr>
+                <w:rFonts w:ascii="Noto Sans CJK SC" w:hAnsi="Noto Sans CJK SC"/>
+                <w:color w:val="000000"/>
+                <w:sz w:val="17"/>
+              </w:rPr>
+              <w:t>0.1929°</w:t>
+            </w:r>
+          </w:p>
+        </w:tc>
+        <w:tc>
+          <w:tcPr>
+            <w:tcW w:type="dxa" w:w="2088"/>
+            <w:vAlign w:val="center"/>
+            <w:tcMar>
+              <w:top w:w="95" w:type="dxa"/>
+              <w:bottom w:w="95" w:type="dxa"/>
+              <w:left w:w="105" w:type="dxa"/>
+              <w:right w:w="105" w:type="dxa"/>
+            </w:tcMar>
+            <w:shd w:fill="F5F7F9"/>
+          </w:tcPr>
+          <w:p>
+            <w:pPr>
+              <w:spacing w:after="0"/>
+              <w:jc w:val="center"/>
+            </w:pPr>
+            <w:r>
+              <w:rPr>
+                <w:rFonts w:ascii="Noto Sans CJK SC" w:hAnsi="Noto Sans CJK SC"/>
+                <w:color w:val="000000"/>
+                <w:sz w:val="17"/>
+              </w:rPr>
+              <w:t>降低 25.8%</w:t>
+            </w:r>
+          </w:p>
+        </w:tc>
+      </w:tr>
+      <w:tr>
+        <w:trPr>
+          <w:cantSplit/>
+        </w:trPr>
+        <w:tc>
+          <w:tcPr>
+            <w:tcW w:type="dxa" w:w="3024"/>
+            <w:vAlign w:val="center"/>
+            <w:tcMar>
+              <w:top w:w="95" w:type="dxa"/>
+              <w:bottom w:w="95" w:type="dxa"/>
+              <w:left w:w="105" w:type="dxa"/>
+              <w:right w:w="105" w:type="dxa"/>
+            </w:tcMar>
+            <w:shd w:fill="FFFFFF"/>
+          </w:tcPr>
+          <w:p>
+            <w:pPr>
+              <w:spacing w:after="0"/>
+              <w:jc w:val="left"/>
+            </w:pPr>
+            <w:r>
+              <w:rPr>
+                <w:rFonts w:ascii="Noto Sans CJK SC" w:hAnsi="Noto Sans CJK SC"/>
+                <w:color w:val="000000"/>
+                <w:sz w:val="17"/>
+              </w:rPr>
+              <w:t>低速反馈力矩 P99</w:t>
+            </w:r>
+          </w:p>
+        </w:tc>
+        <w:tc>
+          <w:tcPr>
+            <w:tcW w:type="dxa" w:w="2088"/>
+            <w:vAlign w:val="center"/>
+            <w:tcMar>
+              <w:top w:w="95" w:type="dxa"/>
+              <w:bottom w:w="95" w:type="dxa"/>
+              <w:left w:w="105" w:type="dxa"/>
+              <w:right w:w="105" w:type="dxa"/>
+            </w:tcMar>
+            <w:shd w:fill="FFFFFF"/>
+          </w:tcPr>
+          <w:p>
+            <w:pPr>
+              <w:spacing w:after="0"/>
+              <w:jc w:val="center"/>
+            </w:pPr>
+            <w:r>
+              <w:rPr>
+                <w:rFonts w:ascii="Noto Sans CJK SC" w:hAnsi="Noto Sans CJK SC"/>
+                <w:color w:val="000000"/>
+                <w:sz w:val="17"/>
+              </w:rPr>
+              <w:t>1.038 N·m</w:t>
+            </w:r>
+          </w:p>
+        </w:tc>
+        <w:tc>
+          <w:tcPr>
+            <w:tcW w:type="dxa" w:w="2088"/>
+            <w:vAlign w:val="center"/>
+            <w:tcMar>
+              <w:top w:w="95" w:type="dxa"/>
+              <w:bottom w:w="95" w:type="dxa"/>
+              <w:left w:w="105" w:type="dxa"/>
+              <w:right w:w="105" w:type="dxa"/>
+            </w:tcMar>
+            <w:shd w:fill="FFFFFF"/>
+          </w:tcPr>
+          <w:p>
+            <w:pPr>
+              <w:spacing w:after="0"/>
+              <w:jc w:val="center"/>
+            </w:pPr>
+            <w:r>
+              <w:rPr>
+                <w:rFonts w:ascii="Noto Sans CJK SC" w:hAnsi="Noto Sans CJK SC"/>
+                <w:color w:val="000000"/>
+                <w:sz w:val="17"/>
+              </w:rPr>
+              <w:t>1.056 N·m</w:t>
+            </w:r>
+          </w:p>
+        </w:tc>
+        <w:tc>
+          <w:tcPr>
+            <w:tcW w:type="dxa" w:w="2088"/>
+            <w:vAlign w:val="center"/>
+            <w:tcMar>
+              <w:top w:w="95" w:type="dxa"/>
+              <w:bottom w:w="95" w:type="dxa"/>
+              <w:left w:w="105" w:type="dxa"/>
+              <w:right w:w="105" w:type="dxa"/>
+            </w:tcMar>
+            <w:shd w:fill="FFFFFF"/>
+          </w:tcPr>
+          <w:p>
+            <w:pPr>
+              <w:spacing w:after="0"/>
+              <w:jc w:val="center"/>
+            </w:pPr>
+            <w:r>
+              <w:rPr>
+                <w:rFonts w:ascii="Noto Sans CJK SC" w:hAnsi="Noto Sans CJK SC"/>
+                <w:color w:val="000000"/>
+                <w:sz w:val="17"/>
+              </w:rPr>
+              <w:t>增加 1.8%</w:t>
+            </w:r>
+          </w:p>
+        </w:tc>
+      </w:tr>
+      <w:tr>
+        <w:trPr>
+          <w:cantSplit/>
+        </w:trPr>
+        <w:tc>
+          <w:tcPr>
+            <w:tcW w:type="dxa" w:w="3024"/>
+            <w:vAlign w:val="center"/>
+            <w:tcMar>
+              <w:top w:w="95" w:type="dxa"/>
+              <w:bottom w:w="95" w:type="dxa"/>
+              <w:left w:w="105" w:type="dxa"/>
+              <w:right w:w="105" w:type="dxa"/>
+            </w:tcMar>
+            <w:shd w:fill="F5F7F9"/>
+          </w:tcPr>
+          <w:p>
+            <w:pPr>
+              <w:spacing w:after="0"/>
+              <w:jc w:val="left"/>
+            </w:pPr>
+            <w:r>
+              <w:rPr>
+                <w:rFonts w:ascii="Noto Sans CJK SC" w:hAnsi="Noto Sans CJK SC"/>
+                <w:color w:val="000000"/>
+                <w:sz w:val="17"/>
+              </w:rPr>
+              <w:t>较快转动误差 RMS</w:t>
+            </w:r>
+          </w:p>
+        </w:tc>
+        <w:tc>
+          <w:tcPr>
+            <w:tcW w:type="dxa" w:w="2088"/>
+            <w:vAlign w:val="center"/>
+            <w:tcMar>
+              <w:top w:w="95" w:type="dxa"/>
+              <w:bottom w:w="95" w:type="dxa"/>
+              <w:left w:w="105" w:type="dxa"/>
+              <w:right w:w="105" w:type="dxa"/>
+            </w:tcMar>
+            <w:shd w:fill="F5F7F9"/>
+          </w:tcPr>
+          <w:p>
+            <w:pPr>
+              <w:spacing w:after="0"/>
+              <w:jc w:val="center"/>
+            </w:pPr>
+            <w:r>
+              <w:rPr>
+                <w:rFonts w:ascii="Noto Sans CJK SC" w:hAnsi="Noto Sans CJK SC"/>
+                <w:color w:val="000000"/>
+                <w:sz w:val="17"/>
+              </w:rPr>
+              <w:t>0.0867°</w:t>
+            </w:r>
+          </w:p>
+        </w:tc>
+        <w:tc>
+          <w:tcPr>
+            <w:tcW w:type="dxa" w:w="2088"/>
+            <w:vAlign w:val="center"/>
+            <w:tcMar>
+              <w:top w:w="95" w:type="dxa"/>
+              <w:bottom w:w="95" w:type="dxa"/>
+              <w:left w:w="105" w:type="dxa"/>
+              <w:right w:w="105" w:type="dxa"/>
+            </w:tcMar>
+            <w:shd w:fill="F5F7F9"/>
+          </w:tcPr>
+          <w:p>
+            <w:pPr>
+              <w:spacing w:after="0"/>
+              <w:jc w:val="center"/>
+            </w:pPr>
+            <w:r>
+              <w:rPr>
+                <w:rFonts w:ascii="Noto Sans CJK SC" w:hAnsi="Noto Sans CJK SC"/>
+                <w:color w:val="000000"/>
+                <w:sz w:val="17"/>
+              </w:rPr>
+              <w:t>0.0844°</w:t>
+            </w:r>
+          </w:p>
+        </w:tc>
+        <w:tc>
+          <w:tcPr>
+            <w:tcW w:type="dxa" w:w="2088"/>
+            <w:vAlign w:val="center"/>
+            <w:tcMar>
+              <w:top w:w="95" w:type="dxa"/>
+              <w:bottom w:w="95" w:type="dxa"/>
+              <w:left w:w="105" w:type="dxa"/>
+              <w:right w:w="105" w:type="dxa"/>
+            </w:tcMar>
+            <w:shd w:fill="F5F7F9"/>
+          </w:tcPr>
+          <w:p>
+            <w:pPr>
+              <w:spacing w:after="0"/>
+              <w:jc w:val="center"/>
+            </w:pPr>
+            <w:r>
+              <w:rPr>
+                <w:rFonts w:ascii="Noto Sans CJK SC" w:hAnsi="Noto Sans CJK SC"/>
+                <w:color w:val="000000"/>
+                <w:sz w:val="17"/>
+              </w:rPr>
+              <w:t>降低 2.6%</w:t>
+            </w:r>
+          </w:p>
+        </w:tc>
+      </w:tr>
+      <w:tr>
+        <w:trPr>
+          <w:cantSplit/>
+        </w:trPr>
+        <w:tc>
+          <w:tcPr>
+            <w:tcW w:type="dxa" w:w="3024"/>
+            <w:vAlign w:val="center"/>
+            <w:tcMar>
+              <w:top w:w="95" w:type="dxa"/>
+              <w:bottom w:w="95" w:type="dxa"/>
+              <w:left w:w="105" w:type="dxa"/>
+              <w:right w:w="105" w:type="dxa"/>
+            </w:tcMar>
+            <w:shd w:fill="FFFFFF"/>
+          </w:tcPr>
+          <w:p>
+            <w:pPr>
+              <w:spacing w:after="0"/>
+              <w:jc w:val="left"/>
+            </w:pPr>
+            <w:r>
+              <w:rPr>
+                <w:rFonts w:ascii="Noto Sans CJK SC" w:hAnsi="Noto Sans CJK SC"/>
+                <w:color w:val="000000"/>
+                <w:sz w:val="17"/>
+              </w:rPr>
+              <w:t>较快每次换向 IAE</w:t>
+            </w:r>
+          </w:p>
+        </w:tc>
+        <w:tc>
+          <w:tcPr>
+            <w:tcW w:type="dxa" w:w="2088"/>
+            <w:vAlign w:val="center"/>
+            <w:tcMar>
+              <w:top w:w="95" w:type="dxa"/>
+              <w:bottom w:w="95" w:type="dxa"/>
+              <w:left w:w="105" w:type="dxa"/>
+              <w:right w:w="105" w:type="dxa"/>
+            </w:tcMar>
+            <w:shd w:fill="FFFFFF"/>
+          </w:tcPr>
+          <w:p>
+            <w:pPr>
+              <w:spacing w:after="0"/>
+              <w:jc w:val="center"/>
+            </w:pPr>
+            <w:r>
+              <w:rPr>
+                <w:rFonts w:ascii="Noto Sans CJK SC" w:hAnsi="Noto Sans CJK SC"/>
+                <w:color w:val="000000"/>
+                <w:sz w:val="17"/>
+              </w:rPr>
+              <w:t>0.000528 rad·s</w:t>
+            </w:r>
+          </w:p>
+        </w:tc>
+        <w:tc>
+          <w:tcPr>
+            <w:tcW w:type="dxa" w:w="2088"/>
+            <w:vAlign w:val="center"/>
+            <w:tcMar>
+              <w:top w:w="95" w:type="dxa"/>
+              <w:bottom w:w="95" w:type="dxa"/>
+              <w:left w:w="105" w:type="dxa"/>
+              <w:right w:w="105" w:type="dxa"/>
+            </w:tcMar>
+            <w:shd w:fill="FFFFFF"/>
+          </w:tcPr>
+          <w:p>
+            <w:pPr>
+              <w:spacing w:after="0"/>
+              <w:jc w:val="center"/>
+            </w:pPr>
+            <w:r>
+              <w:rPr>
+                <w:rFonts w:ascii="Noto Sans CJK SC" w:hAnsi="Noto Sans CJK SC"/>
+                <w:color w:val="000000"/>
+                <w:sz w:val="17"/>
+              </w:rPr>
+              <w:t>0.000545 rad·s</w:t>
+            </w:r>
+          </w:p>
+        </w:tc>
+        <w:tc>
+          <w:tcPr>
+            <w:tcW w:type="dxa" w:w="2088"/>
+            <w:vAlign w:val="center"/>
+            <w:tcMar>
+              <w:top w:w="95" w:type="dxa"/>
+              <w:bottom w:w="95" w:type="dxa"/>
+              <w:left w:w="105" w:type="dxa"/>
+              <w:right w:w="105" w:type="dxa"/>
+            </w:tcMar>
+            <w:shd w:fill="FFFFFF"/>
+          </w:tcPr>
+          <w:p>
+            <w:pPr>
+              <w:spacing w:after="0"/>
+              <w:jc w:val="center"/>
+            </w:pPr>
+            <w:r>
+              <w:rPr>
+                <w:rFonts w:ascii="Noto Sans CJK SC" w:hAnsi="Noto Sans CJK SC"/>
+                <w:color w:val="000000"/>
+                <w:sz w:val="17"/>
+              </w:rPr>
+              <w:t>增加 3.2%</w:t>
+            </w:r>
+          </w:p>
+        </w:tc>
+      </w:tr>
+    </w:tbl>
+    <w:p>
+      <w:pPr/>
+    </w:p>
+    <w:p>
+      <w:pPr/>
+      <w:r>
+        <w:t>低速六对的运动阶段 RMS 和 IAE 均向候选组改善，反转运行顺序后仍成立。较快轨迹的两对 RMS 略低而 IAE 略高，差值小，不能据此声称较快运动同样改善。本轮选择 Ki=0.05 并仅将该项参数变化部署到 C 车；车上配置 SHA-256 为 f2e4048cd65ecf90c74828538e502616f62b0e3e0d3d558a35f99d9ed5ceca18，C 车执行器已核对运行。测试起始角持续变化，交错和反序减轻但不能彻底排除位置影响。</w:t>
+      </w:r>
+    </w:p>
+    <w:p>
+      <w:pPr>
+        <w:keepNext/>
+        <w:spacing w:before="80" w:after="40"/>
+        <w:jc w:val="center"/>
+      </w:pPr>
+      <w:r>
+        <w:drawing>
+          <wp:inline xmlns:a="http://schemas.openxmlformats.org/drawingml/2006/main" xmlns:pic="http://schemas.openxmlformats.org/drawingml/2006/picture">
+            <wp:extent cx="4114800" cy="2743200"/>
+            <wp:docPr id="9" name="Picture 9"/>
+            <wp:cNvGraphicFramePr>
+              <a:graphicFrameLocks noChangeAspect="1"/>
+            </wp:cNvGraphicFramePr>
+            <a:graphic>
+              <a:graphicData uri="http://schemas.openxmlformats.org/drawingml/2006/picture">
+                <pic:pic>
+                  <pic:nvPicPr>
+                    <pic:cNvPr id="0" name="ki_ab_comparison.png"/>
+                    <pic:cNvPicPr/>
+                  </pic:nvPicPr>
+                  <pic:blipFill>
+                    <a:blip r:embed="rId18"/>
+                    <a:stretch>
+                      <a:fillRect/>
+                    </a:stretch>
+                  </pic:blipFill>
+                  <pic:spPr>
+                    <a:xfrm>
+                      <a:off x="0" y="0"/>
+                      <a:ext cx="4114800" cy="2743200"/>
+                    </a:xfrm>
+                    <a:prstGeom prst="rect"/>
+                  </pic:spPr>
+                </pic:pic>
+              </a:graphicData>
+            </a:graphic>
+          </wp:inline>
+        </w:drawing>
+      </w:r>
+    </w:p>
+    <w:p>
+      <w:pPr>
+        <w:spacing w:after="200"/>
+        <w:jc w:val="center"/>
+      </w:pPr>
+      <w:r>
+        <w:rPr>
+          <w:sz w:val="17"/>
+        </w:rPr>
+        <w:t>图 9  Ki 调整前后的低速及较快轨迹配对误差与代表曲线</w:t>
       </w:r>
     </w:p>
     <w:p>
@@ -6813,15 +8550,12 @@
         <w:pStyle w:val="Heading1"/>
       </w:pPr>
       <w:r>
-        <w:t>9 结论 适用范围与交付</w:t>
+        <w:t>11 结论 适用范围与交付</w:t>
       </w:r>
     </w:p>
     <w:p>
       <w:r>
-        <w:rPr>
-          <w:rFonts w:ascii="Noto Sans CJK SC" w:hAnsi="Noto Sans CJK SC" w:eastAsia="Noto Sans CJK SC"/>
-        </w:rPr>
-        <w:t>本项目完成了 yaw 闭环辅助模型、直接力矩本体二阶模型、留出数据验证、控制器调优和原控制器与最终控制器同轨迹直接对比。最终方案在所测平滑轨迹的运动阶段显著降低误差，代价为略高的速度与反馈力矩。模型在 PID 和前馈加入后未表现出可确认的参数变化。</w:t>
+        <w:t>本项目完成了 yaw 闭环辅助模型、直接力矩本体二阶模型、控制器改变后的留出验证、更大幅度与 0.3–3.0 Hz 扫频外推、分阶段控制器优化和当前最终配置的同轨迹直接 A/B。原二阶模型适合已验证的短时与高频小幅范围，在低频长周期运动中明显失配；尚无证据表明物理参数因 PID 或前馈调整而变化。C 车当前启用角度/速度 Kp=12/11、速度 Ki=0.05、模型前馈 B=1.37855 与 J=0.14261。相对原控制器，当前完整方案在三对平滑轨迹 A/B 中均显著降低运动误差；与 Ki=0.02 的前一版相比，低速轨迹误差也在六对独立 A/B 中稳定降低。</w:t>
       </w:r>
     </w:p>
     <w:p>
@@ -6834,10 +8568,7 @@
     </w:p>
     <w:p>
       <w:r>
-        <w:rPr>
-          <w:rFonts w:ascii="Noto Sans CJK SC" w:hAnsi="Noto Sans CJK SC" w:eastAsia="Noto Sans CJK SC"/>
-        </w:rPr>
-        <w:t>第一，二阶本体模型只覆盖测试位置附近的小幅短时运动；非线性摩擦、线缆回弹和电流环动态被并入等效阻尼或扰动。第二，旧模型与新测试的姿态不完全一致，三轮复核都因转角保护提前结束；“未发现变化”不是严格等效性证明。第三，底盘慢漂影响保持阶段误差，故结论主要依据换向阶段误差及相邻成对结果。第四，前馈目前只由手动 yaw sweep 生成目标速度与加速度，尚未接入普通遥控或自动瞄准目标。</w:t>
+        <w:t>第一，原二阶本体模型在高频小幅数据中较准，在 0.3–0.65 Hz 明显失配；该扫频采于 Ki=0.05 调整前，不能据此声称当前参数下模型全频段有效。第二，不同批次起始 yaw 约为 1.2–2.6 rad，低速 Ki A/B 期间起点也逐渐变化；交错和反序只能减轻顺序影响。第三，Ki=0.05 的低速收益已重复，较快轨迹只有两对，其 IAE 略增，日常遥控和自瞄仍需单独验证。第四，新一轮“原→当前最终”A/B 的 96% 以上收益是 Kp、Ki 和前馈组合后的效果，不能单独归因于 Ki；积分改动的增量由第 10 节单独评估。第五，模型前馈目前只由手动 yaw sweep 生成目标速度和加速度。第六，图 4 上编码器与目标的表观差值不等于实际控制角误差；其坐标系差量由现有记录推算，未用独立底盘姿态传感器复核。</w:t>
       </w:r>
     </w:p>
     <w:p>
@@ -6990,7 +8721,7 @@
                 <w:b w:val="0"/>
                 <w:sz w:val="16"/>
               </w:rPr>
-              <w:t>本报告及第 10 节列出的 CSV、JSON 和图表</w:t>
+              <w:t>本报告及第 12 节列出的 CSV、JSON 和图表</w:t>
             </w:r>
           </w:p>
         </w:tc>
@@ -7137,15 +8868,28 @@
     </w:p>
     <w:p>
       <w:r>
-        <w:rPr>
-          <w:rFonts w:ascii="Noto Sans CJK SC" w:hAnsi="Noto Sans CJK SC" w:eastAsia="Noto Sans CJK SC"/>
-        </w:rPr>
-        <w:t>建议答辩时先展示图 2 的本体辨识，再说明图 3 的模型复核，最后用图 7 与 A/B 数据回答“改进是否真实、代价是什么”。</w:t>
+        <w:t>建议答辩时展示图 2 的本体辨识、图 8 的外推边界，再用图 7 说明当前完整控制器的直接 A/B、图 9 说明 Ki 增量优化；同时说明低频模型失配与工作位置变化的限制。</w:t>
+      </w:r>
+    </w:p>
+    <w:p>
+      <w:pPr>
+        <w:pStyle w:val="Heading2"/>
+      </w:pPr>
+      <w:r>
+        <w:t>来源与复现</w:t>
       </w:r>
     </w:p>
     <w:p>
       <w:r>
-        <w:br w:type="page"/>
+        <w:rPr>
+          <w:rFonts w:ascii="Noto Sans CJK SC" w:hAnsi="Noto Sans CJK SC" w:eastAsia="Noto Sans CJK SC"/>
+        </w:rPr>
+        <w:t>任务要求来源：飞书《2027赛季算法组培训考核作业细则》，第 1.2 节“云台系统辨识与控制优化”。链接：https://fa4g5no1b1f.feishu.cn/docx/GTwtdj07Nou7nLxWF5zcJufHnyf。</w:t>
+      </w:r>
+    </w:p>
+    <w:p>
+      <w:r>
+        <w:t>各阶段解释文档：yaw_plant_report.md、validation_2026-10-02/validation_report.md、pid_comparison_report.md、feedforward_report_2026-10-02.md、repeat_optimization_report_2026-10-02.md、controller_ab_current_2026-10-02/report.md、large_chirp_validation_2026-10-02/report.md、extended_chirp_validation_2026-10-02/report.md、ki_optimization_2026-10-02/report.md。统计复算脚本列于本表末列。</w:t>
       </w:r>
     </w:p>
     <w:p>
@@ -7153,7 +8897,7 @@
         <w:pStyle w:val="Heading1"/>
       </w:pPr>
       <w:r>
-        <w:t>10 数据 图表与复算索引</w:t>
+        <w:t>12 数据 图表与复算索引</w:t>
       </w:r>
     </w:p>
     <w:p>
@@ -7330,17 +9074,8 @@
             </w:tcMar>
           </w:tcPr>
           <w:p>
-            <w:pPr>
-              <w:spacing w:after="0" w:line="278" w:lineRule="auto"/>
-              <w:jc w:val="center"/>
-            </w:pPr>
             <w:r>
-              <w:rPr>
-                <w:rFonts w:ascii="Noto Sans CJK SC" w:hAnsi="Noto Sans CJK SC" w:eastAsia="Noto Sans CJK SC"/>
-                <w:b w:val="0"/>
-                <w:sz w:val="14"/>
-              </w:rPr>
-              <w:t>yaw_sweep_2026-10-01.csv；yaw_repeat_*_2026-10-01.csv；yaw_closed_loop_fit.json</w:t>
+              <w:t>yaw_sweep_*.csv；yaw_closed_loop_fit.json</w:t>
             </w:r>
           </w:p>
         </w:tc>
@@ -7362,16 +9097,7 @@
             </w:tcMar>
           </w:tcPr>
           <w:p>
-            <w:pPr>
-              <w:spacing w:after="0" w:line="278" w:lineRule="auto"/>
-              <w:jc w:val="center"/>
-            </w:pPr>
             <w:r>
-              <w:rPr>
-                <w:rFonts w:ascii="Noto Sans CJK SC" w:hAnsi="Noto Sans CJK SC" w:eastAsia="Noto Sans CJK SC"/>
-                <w:b w:val="0"/>
-                <w:sz w:val="14"/>
-              </w:rPr>
               <w:t>yaw_closed_loop_fit.png；fit_closed_loop.py</w:t>
             </w:r>
           </w:p>
@@ -7430,17 +9156,8 @@
             <w:shd w:fill="F7F9FA"/>
           </w:tcPr>
           <w:p>
-            <w:pPr>
-              <w:spacing w:after="0" w:line="278" w:lineRule="auto"/>
-              <w:jc w:val="center"/>
-            </w:pPr>
             <w:r>
-              <w:rPr>
-                <w:rFonts w:ascii="Noto Sans CJK SC" w:hAnsi="Noto Sans CJK SC" w:eastAsia="Noto Sans CJK SC"/>
-                <w:b w:val="0"/>
-                <w:sz w:val="14"/>
-              </w:rPr>
-              <w:t>yaw_plant_1790857685500.csv；yaw_plant_1790857941873.csv；yaw_plant_fit.json</w:t>
+              <w:t>yaw_plant_*.csv；yaw_plant_fit.json</w:t>
             </w:r>
           </w:p>
         </w:tc>
@@ -7463,16 +9180,7 @@
             <w:shd w:fill="F7F9FA"/>
           </w:tcPr>
           <w:p>
-            <w:pPr>
-              <w:spacing w:after="0" w:line="278" w:lineRule="auto"/>
-              <w:jc w:val="center"/>
-            </w:pPr>
             <w:r>
-              <w:rPr>
-                <w:rFonts w:ascii="Noto Sans CJK SC" w:hAnsi="Noto Sans CJK SC" w:eastAsia="Noto Sans CJK SC"/>
-                <w:b w:val="0"/>
-                <w:sz w:val="14"/>
-              </w:rPr>
               <w:t>yaw_plant_fit.png；fit_yaw_plant.py</w:t>
             </w:r>
           </w:p>
@@ -7529,17 +9237,8 @@
             </w:tcMar>
           </w:tcPr>
           <w:p>
-            <w:pPr>
-              <w:spacing w:after="0" w:line="278" w:lineRule="auto"/>
-              <w:jc w:val="center"/>
-            </w:pPr>
             <w:r>
-              <w:rPr>
-                <w:rFonts w:ascii="Noto Sans CJK SC" w:hAnsi="Noto Sans CJK SC" w:eastAsia="Noto Sans CJK SC"/>
-                <w:b w:val="0"/>
-                <w:sz w:val="14"/>
-              </w:rPr>
-              <w:t>validation_2026-10-02/plant_after_pid_ff_*.csv；validation_2026-10-02/validation_result.json</w:t>
+              <w:t>validation_2026-10-02/ （CSV 与 JSON）</w:t>
             </w:r>
           </w:p>
         </w:tc>
@@ -7561,17 +9260,8 @@
             </w:tcMar>
           </w:tcPr>
           <w:p>
-            <w:pPr>
-              <w:spacing w:after="0" w:line="278" w:lineRule="auto"/>
-              <w:jc w:val="center"/>
-            </w:pPr>
             <w:r>
-              <w:rPr>
-                <w:rFonts w:ascii="Noto Sans CJK SC" w:hAnsi="Noto Sans CJK SC" w:eastAsia="Noto Sans CJK SC"/>
-                <w:b w:val="0"/>
-                <w:sz w:val="14"/>
-              </w:rPr>
-              <w:t>validation_2026-10-02/validation_plot.png；validate_after_control_update.py</w:t>
+              <w:t>validation_plot.png；validate_after_control_update.py</w:t>
             </w:r>
           </w:p>
         </w:tc>
@@ -7596,17 +9286,8 @@
             <w:shd w:fill="F7F9FA"/>
           </w:tcPr>
           <w:p>
-            <w:pPr>
-              <w:spacing w:after="0" w:line="278" w:lineRule="auto"/>
-              <w:jc w:val="left"/>
-            </w:pPr>
             <w:r>
-              <w:rPr>
-                <w:rFonts w:ascii="Noto Sans CJK SC" w:hAnsi="Noto Sans CJK SC" w:eastAsia="Noto Sans CJK SC"/>
-                <w:b w:val="0"/>
-                <w:sz w:val="14"/>
-              </w:rPr>
-              <w:t>PID 调优</w:t>
+              <w:t>历史 PID 选参与当前复核</w:t>
             </w:r>
           </w:p>
         </w:tc>
@@ -7629,17 +9310,8 @@
             <w:shd w:fill="F7F9FA"/>
           </w:tcPr>
           <w:p>
-            <w:pPr>
-              <w:spacing w:after="0" w:line="278" w:lineRule="auto"/>
-              <w:jc w:val="center"/>
-            </w:pPr>
             <w:r>
-              <w:rPr>
-                <w:rFonts w:ascii="Noto Sans CJK SC" w:hAnsi="Noto Sans CJK SC" w:eastAsia="Noto Sans CJK SC"/>
-                <w:b w:val="0"/>
-                <w:sz w:val="14"/>
-              </w:rPr>
-              <w:t>pid_baseline_k10_k13*.csv；pid_k10_*.csv；pid_k12_*.csv；pid_comparison.json</w:t>
+              <w:t>pid_*.csv；pid_comparison.json；当前 A/B 六轮 CSV</w:t>
             </w:r>
           </w:p>
         </w:tc>
@@ -7662,17 +9334,8 @@
             <w:shd w:fill="F7F9FA"/>
           </w:tcPr>
           <w:p>
-            <w:pPr>
-              <w:spacing w:after="0" w:line="278" w:lineRule="auto"/>
-              <w:jc w:val="center"/>
-            </w:pPr>
             <w:r>
-              <w:rPr>
-                <w:rFonts w:ascii="Noto Sans CJK SC" w:hAnsi="Noto Sans CJK SC" w:eastAsia="Noto Sans CJK SC"/>
-                <w:b w:val="0"/>
-                <w:sz w:val="14"/>
-              </w:rPr>
-              <w:t>pid_selected_vs_baseline.png；pid_comparison.png；compare_pid.py</w:t>
+              <w:t>pid_comparison.png；current_ki005_pid_diagnostic.png；相关 compare/plot 脚本</w:t>
             </w:r>
           </w:p>
         </w:tc>
@@ -7728,17 +9391,8 @@
             </w:tcMar>
           </w:tcPr>
           <w:p>
-            <w:pPr>
-              <w:spacing w:after="0" w:line="278" w:lineRule="auto"/>
-              <w:jc w:val="center"/>
-            </w:pPr>
             <w:r>
-              <w:rPr>
-                <w:rFonts w:ascii="Noto Sans CJK SC" w:hAnsi="Noto Sans CJK SC" w:eastAsia="Noto Sans CJK SC"/>
-                <w:b w:val="0"/>
-                <w:sz w:val="14"/>
-              </w:rPr>
-              <w:t>ff_off_smooth_2026-10-02.csv；ff_velocity_only_smooth_2026-10-02.csv；ff_on_smooth_2026-10-02.csv；feedforward_comparison.json</w:t>
+              <w:t>ff_*_smooth_2026-10-02.csv；feedforward_comparison.json</w:t>
             </w:r>
           </w:p>
         </w:tc>
@@ -7760,16 +9414,7 @@
             </w:tcMar>
           </w:tcPr>
           <w:p>
-            <w:pPr>
-              <w:spacing w:after="0" w:line="278" w:lineRule="auto"/>
-              <w:jc w:val="center"/>
-            </w:pPr>
             <w:r>
-              <w:rPr>
-                <w:rFonts w:ascii="Noto Sans CJK SC" w:hAnsi="Noto Sans CJK SC" w:eastAsia="Noto Sans CJK SC"/>
-                <w:b w:val="0"/>
-                <w:sz w:val="14"/>
-              </w:rPr>
               <w:t>feedforward_comparison.png；compare_feedforward.py</w:t>
             </w:r>
           </w:p>
@@ -7828,17 +9473,8 @@
             <w:shd w:fill="F7F9FA"/>
           </w:tcPr>
           <w:p>
-            <w:pPr>
-              <w:spacing w:after="0" w:line="278" w:lineRule="auto"/>
-              <w:jc w:val="center"/>
-            </w:pPr>
             <w:r>
-              <w:rPr>
-                <w:rFonts w:ascii="Noto Sans CJK SC" w:hAnsi="Noto Sans CJK SC" w:eastAsia="Noto Sans CJK SC"/>
-                <w:b w:val="0"/>
-                <w:sz w:val="14"/>
-              </w:rPr>
-              <w:t>repeat_2026-10-02*/ 各 6 轮 CSV；repeat_optimization_runs.csv；repeat_optimization_summary.json</w:t>
+              <w:t>repeat_2026-10-02*/；repeat_optimization_summary.json</w:t>
             </w:r>
           </w:p>
         </w:tc>
@@ -7861,17 +9497,8 @@
             <w:shd w:fill="F7F9FA"/>
           </w:tcPr>
           <w:p>
-            <w:pPr>
-              <w:spacing w:after="0" w:line="278" w:lineRule="auto"/>
-              <w:jc w:val="center"/>
-            </w:pPr>
             <w:r>
-              <w:rPr>
-                <w:rFonts w:ascii="Noto Sans CJK SC" w:hAnsi="Noto Sans CJK SC" w:eastAsia="Noto Sans CJK SC"/>
-                <w:b w:val="0"/>
-                <w:sz w:val="14"/>
-              </w:rPr>
-              <w:t>repeat_optimization_comparison.png；run_repeat_optimization.py；analyze_repeat_optimization.py</w:t>
+              <w:t>repeat_optimization_*.png；分析与采集脚本</w:t>
             </w:r>
           </w:p>
         </w:tc>
@@ -7905,7 +9532,7 @@
                 <w:b w:val="0"/>
                 <w:sz w:val="14"/>
               </w:rPr>
-              <w:t>最终 A/B</w:t>
+              <w:t>当前最终配置直接 A/B</w:t>
             </w:r>
           </w:p>
         </w:tc>
@@ -7927,17 +9554,8 @@
             </w:tcMar>
           </w:tcPr>
           <w:p>
-            <w:pPr>
-              <w:spacing w:after="0" w:line="278" w:lineRule="auto"/>
-              <w:jc w:val="center"/>
-            </w:pPr>
             <w:r>
-              <w:rPr>
-                <w:rFonts w:ascii="Noto Sans CJK SC" w:hAnsi="Noto Sans CJK SC" w:eastAsia="Noto Sans CJK SC"/>
-                <w:b w:val="0"/>
-                <w:sz w:val="14"/>
-              </w:rPr>
-              <w:t>controller_ab_2026-10-02/0[1-6]_*.csv；controller_ab_2026-10-02/run_metrics.csv；summary.json；protocol.json</w:t>
+              <w:t>controller_ab_current_2026-10-02/ （六轮 CSV、summary.json）</w:t>
             </w:r>
           </w:p>
         </w:tc>
@@ -7959,17 +9577,134 @@
             </w:tcMar>
           </w:tcPr>
           <w:p>
+            <w:r>
+              <w:t>representative_pair.png；run/analyze_controller_ab_current.py</w:t>
+            </w:r>
+          </w:p>
+        </w:tc>
+      </w:tr>
+      <w:tr>
+        <w:tc>
+          <w:tcPr>
+            <w:tcW w:type="dxa" w:w="1417"/>
+            <w:vAlign w:val="center"/>
+            <w:tcMar>
+              <w:top w:w="95" w:type="dxa"/>
+              <w:bottom w:w="95" w:type="dxa"/>
+              <w:left w:w="105" w:type="dxa"/>
+              <w:right w:w="105" w:type="dxa"/>
+            </w:tcMar>
+            <w:shd w:fill="FFFFFF"/>
+          </w:tcPr>
+          <w:p>
             <w:pPr>
-              <w:spacing w:after="0" w:line="278" w:lineRule="auto"/>
-              <w:jc w:val="center"/>
+              <w:jc w:val="left"/>
             </w:pPr>
             <w:r>
               <w:rPr>
-                <w:rFonts w:ascii="Noto Sans CJK SC" w:hAnsi="Noto Sans CJK SC" w:eastAsia="Noto Sans CJK SC"/>
-                <w:b w:val="0"/>
-                <w:sz w:val="14"/>
+                <w:rFonts w:ascii="Noto Sans CJK SC" w:hAnsi="Noto Sans CJK SC"/>
+                <w:sz w:val="16"/>
               </w:rPr>
-              <w:t>controller_ab_2026-10-02/representative_pair.png；run_controller_ab.py；analyze_controller_ab.py</w:t>
+              <w:t>幅度与频率外推</w:t>
+            </w:r>
+          </w:p>
+        </w:tc>
+        <w:tc>
+          <w:tcPr>
+            <w:tcW w:type="dxa" w:w="4706"/>
+            <w:vAlign w:val="center"/>
+            <w:tcMar>
+              <w:top w:w="95" w:type="dxa"/>
+              <w:bottom w:w="95" w:type="dxa"/>
+              <w:left w:w="105" w:type="dxa"/>
+              <w:right w:w="105" w:type="dxa"/>
+            </w:tcMar>
+            <w:shd w:fill="FFFFFF"/>
+          </w:tcPr>
+          <w:p>
+            <w:r>
+              <w:t>large_chirp_*/；chirp_*/；extended_chirp_validation_2026-10-02/</w:t>
+            </w:r>
+          </w:p>
+        </w:tc>
+        <w:tc>
+          <w:tcPr>
+            <w:tcW w:type="dxa" w:w="3515"/>
+            <w:vAlign w:val="center"/>
+            <w:tcMar>
+              <w:top w:w="95" w:type="dxa"/>
+              <w:bottom w:w="95" w:type="dxa"/>
+              <w:left w:w="105" w:type="dxa"/>
+              <w:right w:w="105" w:type="dxa"/>
+            </w:tcMar>
+            <w:shd w:fill="FFFFFF"/>
+          </w:tcPr>
+          <w:p>
+            <w:r>
+              <w:t>extended_chirp_validation.png；run_large_chirp_validation.py</w:t>
+            </w:r>
+          </w:p>
+        </w:tc>
+      </w:tr>
+      <w:tr>
+        <w:tc>
+          <w:tcPr>
+            <w:tcW w:type="dxa" w:w="1417"/>
+            <w:vAlign w:val="center"/>
+            <w:tcMar>
+              <w:top w:w="95" w:type="dxa"/>
+              <w:bottom w:w="95" w:type="dxa"/>
+              <w:left w:w="105" w:type="dxa"/>
+              <w:right w:w="105" w:type="dxa"/>
+            </w:tcMar>
+            <w:shd w:fill="F5F7F9"/>
+          </w:tcPr>
+          <w:p>
+            <w:pPr>
+              <w:jc w:val="left"/>
+            </w:pPr>
+            <w:r>
+              <w:rPr>
+                <w:rFonts w:ascii="Noto Sans CJK SC" w:hAnsi="Noto Sans CJK SC"/>
+                <w:sz w:val="16"/>
+              </w:rPr>
+              <w:t>低速 Ki 优化</w:t>
+            </w:r>
+          </w:p>
+        </w:tc>
+        <w:tc>
+          <w:tcPr>
+            <w:tcW w:type="dxa" w:w="4706"/>
+            <w:vAlign w:val="center"/>
+            <w:tcMar>
+              <w:top w:w="95" w:type="dxa"/>
+              <w:bottom w:w="95" w:type="dxa"/>
+              <w:left w:w="105" w:type="dxa"/>
+              <w:right w:w="105" w:type="dxa"/>
+            </w:tcMar>
+            <w:shd w:fill="F5F7F9"/>
+          </w:tcPr>
+          <w:p>
+            <w:r>
+              <w:t>low_speed_ki_ab*/；fast_speed_ki_ab_2026-10-02/；summary.json</w:t>
+            </w:r>
+          </w:p>
+        </w:tc>
+        <w:tc>
+          <w:tcPr>
+            <w:tcW w:type="dxa" w:w="3515"/>
+            <w:vAlign w:val="center"/>
+            <w:tcMar>
+              <w:top w:w="95" w:type="dxa"/>
+              <w:bottom w:w="95" w:type="dxa"/>
+              <w:left w:w="105" w:type="dxa"/>
+              <w:right w:w="105" w:type="dxa"/>
+            </w:tcMar>
+            <w:shd w:fill="F5F7F9"/>
+          </w:tcPr>
+          <w:p>
+            <w:r>
+              <w:t>ki_ab_comparison.png；run_low_speed_ki_ab.py；analyze_ki_optimization.py</w:t>
             </w:r>
           </w:p>
         </w:tc>
@@ -7979,30 +9714,6 @@
       <w:pPr>
         <w:spacing w:after="0"/>
       </w:pPr>
-    </w:p>
-    <w:p>
-      <w:pPr>
-        <w:pStyle w:val="Heading2"/>
-      </w:pPr>
-      <w:r>
-        <w:t>来源与复现</w:t>
-      </w:r>
-    </w:p>
-    <w:p>
-      <w:r>
-        <w:rPr>
-          <w:rFonts w:ascii="Noto Sans CJK SC" w:hAnsi="Noto Sans CJK SC" w:eastAsia="Noto Sans CJK SC"/>
-        </w:rPr>
-        <w:t>任务要求来源：飞书《2027赛季算法组培训考核作业细则》，第 1.2 节“云台系统辨识与控制优化”。链接：https://fa4g5no1b1f.feishu.cn/docx/GTwtdj07Nou7nLxWF5zcJufHnyf。</w:t>
-      </w:r>
-    </w:p>
-    <w:p>
-      <w:r>
-        <w:rPr>
-          <w:rFonts w:ascii="Noto Sans CJK SC" w:hAnsi="Noto Sans CJK SC" w:eastAsia="Noto Sans CJK SC"/>
-        </w:rPr>
-        <w:t>各阶段解释文档：yaw_plant_report.md、validation_2026-10-02/validation_report.md、pid_comparison_report.md、feedforward_report_2026-10-02.md、repeat_optimization_report_2026-10-02.md、controller_ab_report_2026-10-02.md。统计复算脚本就在本表末列；在仓库根目录以 python3 experiments/yaw/脚本名.py 运行。</w:t>
-      </w:r>
     </w:p>
     <w:sectPr>
       <w:footerReference w:type="default" r:id="rId16"/>
